--- a/简历.docx
+++ b/简历.docx
@@ -621,7 +621,7 @@
           <w:bCs/>
           <w:lang w:eastAsia="zh-CN"/>
         </w:rPr>
-        <w:t>面向教育场景的多</w:t>
+        <w:t>面向教育场景</w:t>
       </w:r>
       <w:r>
         <w:rPr>
@@ -629,6 +629,22 @@
           <w:bCs/>
           <w:lang w:eastAsia="zh-CN"/>
         </w:rPr>
+        <w:t>下</w:t>
+      </w:r>
+      <w:r>
+        <w:rPr>
+          <w:rFonts w:ascii="Times New Roman" w:hAnsi="Times New Roman" w:cs="Times New Roman" w:hint="eastAsia"/>
+          <w:bCs/>
+          <w:lang w:eastAsia="zh-CN"/>
+        </w:rPr>
+        <w:t>的多</w:t>
+      </w:r>
+      <w:r>
+        <w:rPr>
+          <w:rFonts w:ascii="Times New Roman" w:hAnsi="Times New Roman" w:cs="Times New Roman" w:hint="eastAsia"/>
+          <w:bCs/>
+          <w:lang w:eastAsia="zh-CN"/>
+        </w:rPr>
         <w:t>agent</w:t>
       </w:r>
       <w:r>
@@ -661,7 +677,15 @@
           <w:bCs/>
           <w:lang w:eastAsia="zh-CN"/>
         </w:rPr>
-        <w:t>。将</w:t>
+        <w:t>。</w:t>
+      </w:r>
+      <w:r>
+        <w:rPr>
+          <w:rFonts w:ascii="Times New Roman" w:hAnsi="Times New Roman" w:cs="Times New Roman" w:hint="eastAsia"/>
+          <w:bCs/>
+          <w:lang w:eastAsia="zh-CN"/>
+        </w:rPr>
+        <w:t>从</w:t>
       </w:r>
       <w:r>
         <w:rPr>
@@ -693,23 +717,183 @@
           <w:bCs/>
           <w:lang w:eastAsia="zh-CN"/>
         </w:rPr>
-        <w:t>的会话级粘性路由，演进为面向</w:t>
-      </w:r>
-      <w:r>
-        <w:rPr>
-          <w:rFonts w:ascii="Times New Roman" w:hAnsi="Times New Roman" w:cs="Times New Roman"/>
-          <w:bCs/>
-          <w:lang w:eastAsia="zh-CN"/>
-        </w:rPr>
-        <w:t xml:space="preserve"> Topic/Task </w:t>
-      </w:r>
-      <w:r>
-        <w:rPr>
-          <w:rFonts w:ascii="Times New Roman" w:hAnsi="Times New Roman" w:cs="Times New Roman"/>
-          <w:bCs/>
-          <w:lang w:eastAsia="zh-CN"/>
-        </w:rPr>
-        <w:t>的控制机制，支持专业任务的创建、持续承接、临时打断、恢复和完成交回。</w:t>
+        <w:t>的</w:t>
+      </w:r>
+      <w:r>
+        <w:rPr>
+          <w:rFonts w:ascii="Times New Roman" w:hAnsi="Times New Roman" w:cs="Times New Roman" w:hint="eastAsia"/>
+          <w:bCs/>
+          <w:lang w:eastAsia="zh-CN"/>
+        </w:rPr>
+        <w:t>session</w:t>
+      </w:r>
+      <w:r>
+        <w:rPr>
+          <w:rFonts w:ascii="Times New Roman" w:hAnsi="Times New Roman" w:cs="Times New Roman"/>
+          <w:bCs/>
+          <w:lang w:eastAsia="zh-CN"/>
+        </w:rPr>
+        <w:t>级粘性路由，演进为</w:t>
+      </w:r>
+      <w:r>
+        <w:rPr>
+          <w:rFonts w:ascii="Times New Roman" w:hAnsi="Times New Roman" w:cs="Times New Roman" w:hint="eastAsia"/>
+          <w:bCs/>
+          <w:lang w:eastAsia="zh-CN"/>
+        </w:rPr>
+        <w:t>基于</w:t>
+      </w:r>
+      <w:r>
+        <w:rPr>
+          <w:rFonts w:ascii="Times New Roman" w:hAnsi="Times New Roman" w:cs="Times New Roman" w:hint="eastAsia"/>
+          <w:bCs/>
+          <w:lang w:eastAsia="zh-CN"/>
+        </w:rPr>
+        <w:t>当前</w:t>
+      </w:r>
+      <w:r>
+        <w:rPr>
+          <w:rFonts w:ascii="Times New Roman" w:hAnsi="Times New Roman" w:cs="Times New Roman" w:hint="eastAsia"/>
+          <w:bCs/>
+          <w:lang w:eastAsia="zh-CN"/>
+        </w:rPr>
+        <w:t xml:space="preserve"> Query </w:t>
+      </w:r>
+      <w:r>
+        <w:rPr>
+          <w:rFonts w:ascii="Times New Roman" w:hAnsi="Times New Roman" w:cs="Times New Roman" w:hint="eastAsia"/>
+          <w:bCs/>
+          <w:lang w:eastAsia="zh-CN"/>
+        </w:rPr>
+        <w:t>与</w:t>
+      </w:r>
+      <w:r>
+        <w:rPr>
+          <w:rFonts w:ascii="Times New Roman" w:hAnsi="Times New Roman" w:cs="Times New Roman" w:hint="eastAsia"/>
+          <w:bCs/>
+          <w:lang w:eastAsia="zh-CN"/>
+        </w:rPr>
+        <w:t>任务</w:t>
+      </w:r>
+      <w:r>
+        <w:rPr>
+          <w:rFonts w:ascii="Times New Roman" w:hAnsi="Times New Roman" w:cs="Times New Roman" w:hint="eastAsia"/>
+          <w:bCs/>
+          <w:lang w:eastAsia="zh-CN"/>
+        </w:rPr>
+        <w:t>状态</w:t>
+      </w:r>
+      <w:r>
+        <w:rPr>
+          <w:rFonts w:ascii="Times New Roman" w:hAnsi="Times New Roman" w:cs="Times New Roman" w:hint="eastAsia"/>
+          <w:bCs/>
+          <w:lang w:eastAsia="zh-CN"/>
+        </w:rPr>
+        <w:t>驱动的</w:t>
+      </w:r>
+      <w:r>
+        <w:rPr>
+          <w:rFonts w:ascii="Times New Roman" w:hAnsi="Times New Roman" w:cs="Times New Roman" w:hint="eastAsia"/>
+          <w:bCs/>
+          <w:lang w:eastAsia="zh-CN"/>
+        </w:rPr>
+        <w:t>topic</w:t>
+      </w:r>
+      <w:r>
+        <w:rPr>
+          <w:rFonts w:ascii="Times New Roman" w:hAnsi="Times New Roman" w:cs="Times New Roman" w:hint="eastAsia"/>
+          <w:bCs/>
+          <w:lang w:eastAsia="zh-CN"/>
+        </w:rPr>
+        <w:t>级</w:t>
+      </w:r>
+      <w:r>
+        <w:rPr>
+          <w:rFonts w:ascii="Times New Roman" w:hAnsi="Times New Roman" w:cs="Times New Roman"/>
+          <w:bCs/>
+          <w:lang w:eastAsia="zh-CN"/>
+        </w:rPr>
+        <w:t>动态路由</w:t>
+      </w:r>
+      <w:r>
+        <w:rPr>
+          <w:rFonts w:ascii="Times New Roman" w:hAnsi="Times New Roman" w:cs="Times New Roman"/>
+          <w:bCs/>
+          <w:lang w:eastAsia="zh-CN"/>
+        </w:rPr>
+        <w:t>，</w:t>
+      </w:r>
+      <w:r>
+        <w:rPr>
+          <w:rFonts w:ascii="Times New Roman" w:hAnsi="Times New Roman" w:cs="Times New Roman"/>
+          <w:bCs/>
+          <w:lang w:eastAsia="zh-CN"/>
+        </w:rPr>
+        <w:t>形成路由决策与任务状态相互驱动的闭环</w:t>
+      </w:r>
+      <w:r>
+        <w:rPr>
+          <w:rFonts w:ascii="Times New Roman" w:hAnsi="Times New Roman" w:cs="Times New Roman" w:hint="eastAsia"/>
+          <w:bCs/>
+          <w:lang w:eastAsia="zh-CN"/>
+        </w:rPr>
+        <w:t>，</w:t>
+      </w:r>
+      <w:r>
+        <w:rPr>
+          <w:rFonts w:ascii="Times New Roman" w:hAnsi="Times New Roman" w:cs="Times New Roman"/>
+          <w:bCs/>
+          <w:lang w:eastAsia="zh-CN"/>
+        </w:rPr>
+        <w:t>实现专业任务在</w:t>
+      </w:r>
+      <w:r>
+        <w:rPr>
+          <w:rFonts w:ascii="Times New Roman" w:hAnsi="Times New Roman" w:cs="Times New Roman" w:hint="eastAsia"/>
+          <w:bCs/>
+          <w:lang w:eastAsia="zh-CN"/>
+        </w:rPr>
+        <w:t>多</w:t>
+      </w:r>
+      <w:r>
+        <w:rPr>
+          <w:rFonts w:ascii="Times New Roman" w:hAnsi="Times New Roman" w:cs="Times New Roman" w:hint="eastAsia"/>
+          <w:bCs/>
+          <w:lang w:eastAsia="zh-CN"/>
+        </w:rPr>
+        <w:t xml:space="preserve"> Agent </w:t>
+      </w:r>
+      <w:r>
+        <w:rPr>
+          <w:rFonts w:ascii="Times New Roman" w:hAnsi="Times New Roman" w:cs="Times New Roman"/>
+          <w:bCs/>
+          <w:lang w:eastAsia="zh-CN"/>
+        </w:rPr>
+        <w:t xml:space="preserve"> </w:t>
+      </w:r>
+      <w:r>
+        <w:rPr>
+          <w:rFonts w:ascii="Times New Roman" w:hAnsi="Times New Roman" w:cs="Times New Roman"/>
+          <w:bCs/>
+          <w:lang w:eastAsia="zh-CN"/>
+        </w:rPr>
+        <w:t>之间的持续承接、</w:t>
+      </w:r>
+      <w:r>
+        <w:rPr>
+          <w:rFonts w:ascii="Times New Roman" w:hAnsi="Times New Roman" w:cs="Times New Roman" w:hint="eastAsia"/>
+          <w:bCs/>
+          <w:lang w:eastAsia="zh-CN"/>
+        </w:rPr>
+        <w:t>灵活打断</w:t>
+      </w:r>
+      <w:r>
+        <w:rPr>
+          <w:rFonts w:ascii="Times New Roman" w:hAnsi="Times New Roman" w:cs="Times New Roman"/>
+          <w:bCs/>
+          <w:lang w:eastAsia="zh-CN"/>
+        </w:rPr>
+        <w:t>与可恢复执行。</w:t>
       </w:r>
     </w:p>
     <w:p>
@@ -779,7 +963,23 @@
           <w:bCs/>
           <w:lang w:eastAsia="zh-CN"/>
         </w:rPr>
-        <w:t>与进行中任务之间的继续、切换、恢复等关系；</w:t>
+        <w:t>与任务之间的继续、</w:t>
+      </w:r>
+      <w:r>
+        <w:rPr>
+          <w:rFonts w:ascii="Times New Roman" w:hAnsi="Times New Roman" w:cs="Times New Roman" w:hint="eastAsia"/>
+          <w:bCs/>
+          <w:lang w:eastAsia="zh-CN"/>
+        </w:rPr>
+        <w:t>打断</w:t>
+      </w:r>
+      <w:r>
+        <w:rPr>
+          <w:rFonts w:ascii="Times New Roman" w:hAnsi="Times New Roman" w:cs="Times New Roman"/>
+          <w:bCs/>
+          <w:lang w:eastAsia="zh-CN"/>
+        </w:rPr>
+        <w:t>、恢复等关系；</w:t>
       </w:r>
       <w:r>
         <w:rPr>
@@ -1840,7 +2040,7 @@
         <w:spacing w:after="32" w:line="250" w:lineRule="auto"/>
         <w:ind w:left="540"/>
         <w:rPr>
-          <w:rFonts w:ascii="Times New Roman" w:hAnsi="Times New Roman" w:cs="Times New Roman" w:hint="eastAsia"/>
+          <w:rFonts w:ascii="Times New Roman" w:hAnsi="Times New Roman" w:cs="Times New Roman"/>
           <w:bCs/>
           <w:lang w:eastAsia="zh-CN"/>
         </w:rPr>
@@ -1992,6 +2192,7 @@
         <w:rPr>
           <w:rFonts w:ascii="Times New Roman" w:hAnsi="Times New Roman" w:cs="Times New Roman"/>
           <w:bCs/>
+          <w:lang w:eastAsia="zh-CN"/>
         </w:rPr>
       </w:pPr>
       <w:r>
@@ -2063,6 +2264,7 @@
         <w:rPr>
           <w:rFonts w:ascii="Times New Roman" w:hAnsi="Times New Roman" w:cs="Times New Roman"/>
           <w:bCs/>
+          <w:lang w:eastAsia="zh-CN"/>
         </w:rPr>
       </w:pPr>
       <w:r>
@@ -3188,6 +3390,7 @@
           <w:bCs/>
         </w:rPr>
       </w:pPr>
+      <w:proofErr w:type="spellStart"/>
       <w:r>
         <w:rPr>
           <w:rFonts w:ascii="Times New Roman" w:hAnsi="Times New Roman" w:cs="Times New Roman"/>
@@ -3195,14 +3398,43 @@
         </w:rPr>
         <w:t>大模型应用：</w:t>
       </w:r>
+      <w:r>
+        <w:rPr>
+          <w:rFonts w:ascii="Times New Roman" w:hAnsi="Times New Roman" w:cs="Times New Roman" w:hint="eastAsia"/>
+          <w:bCs/>
+          <w:lang w:eastAsia="zh-CN"/>
+        </w:rPr>
+        <w:t>MCP</w:t>
+      </w:r>
+      <w:r>
+        <w:rPr>
+          <w:rFonts w:ascii="Times New Roman" w:hAnsi="Times New Roman" w:cs="Times New Roman"/>
+          <w:bCs/>
+        </w:rPr>
+        <w:t>、</w:t>
+      </w:r>
+      <w:r>
+        <w:rPr>
+          <w:rFonts w:ascii="Times New Roman" w:hAnsi="Times New Roman" w:cs="Times New Roman"/>
+          <w:bCs/>
+        </w:rPr>
+        <w:t>Context</w:t>
+      </w:r>
+      <w:proofErr w:type="spellEnd"/>
+      <w:r>
+        <w:rPr>
+          <w:rFonts w:ascii="Times New Roman" w:hAnsi="Times New Roman" w:cs="Times New Roman"/>
+          <w:bCs/>
+        </w:rPr>
+        <w:t xml:space="preserve"> </w:t>
+      </w:r>
       <w:proofErr w:type="spellStart"/>
       <w:r>
         <w:rPr>
-          <w:rFonts w:ascii="Times New Roman" w:hAnsi="Times New Roman" w:cs="Times New Roman" w:hint="eastAsia"/>
-          <w:bCs/>
-          <w:lang w:eastAsia="zh-CN"/>
-        </w:rPr>
-        <w:t>MCP</w:t>
+          <w:rFonts w:ascii="Times New Roman" w:hAnsi="Times New Roman" w:cs="Times New Roman"/>
+          <w:bCs/>
+        </w:rPr>
+        <w:t>Engineering</w:t>
       </w:r>
       <w:r>
         <w:rPr>
@@ -3216,7 +3448,7 @@
           <w:rFonts w:ascii="Times New Roman" w:hAnsi="Times New Roman" w:cs="Times New Roman"/>
           <w:bCs/>
         </w:rPr>
-        <w:t>Context</w:t>
+        <w:t>Long-term</w:t>
       </w:r>
       <w:proofErr w:type="spellEnd"/>
       <w:r>
@@ -3224,7 +3456,15 @@
           <w:rFonts w:ascii="Times New Roman" w:hAnsi="Times New Roman" w:cs="Times New Roman"/>
           <w:bCs/>
         </w:rPr>
-        <w:t xml:space="preserve"> Engineering</w:t>
+        <w:t xml:space="preserve"> </w:t>
+      </w:r>
+      <w:proofErr w:type="spellStart"/>
+      <w:r>
+        <w:rPr>
+          <w:rFonts w:ascii="Times New Roman" w:hAnsi="Times New Roman" w:cs="Times New Roman"/>
+          <w:bCs/>
+        </w:rPr>
+        <w:t>Memory</w:t>
       </w:r>
       <w:r>
         <w:rPr>
@@ -3233,21 +3473,6 @@
         </w:rPr>
         <w:t>、</w:t>
       </w:r>
-      <w:r>
-        <w:rPr>
-          <w:rFonts w:ascii="Times New Roman" w:hAnsi="Times New Roman" w:cs="Times New Roman"/>
-          <w:bCs/>
-        </w:rPr>
-        <w:t>Long-term Memory</w:t>
-      </w:r>
-      <w:r>
-        <w:rPr>
-          <w:rFonts w:ascii="Times New Roman" w:hAnsi="Times New Roman" w:cs="Times New Roman"/>
-          <w:bCs/>
-        </w:rPr>
-        <w:t>、</w:t>
-      </w:r>
-      <w:proofErr w:type="spellStart"/>
       <w:r>
         <w:rPr>
           <w:rFonts w:ascii="Times New Roman" w:hAnsi="Times New Roman" w:cs="Times New Roman"/>

--- a/简历.docx
+++ b/简历.docx
@@ -685,7 +685,7 @@
           <w:bCs/>
           <w:lang w:eastAsia="zh-CN"/>
         </w:rPr>
-        <w:t>从</w:t>
+        <w:t>将</w:t>
       </w:r>
       <w:r>
         <w:rPr>
@@ -741,7 +741,7 @@
           <w:bCs/>
           <w:lang w:eastAsia="zh-CN"/>
         </w:rPr>
-        <w:t>基于</w:t>
+        <w:t>由</w:t>
       </w:r>
       <w:r>
         <w:rPr>
@@ -789,6 +789,14 @@
           <w:bCs/>
           <w:lang w:eastAsia="zh-CN"/>
         </w:rPr>
+        <w:t>共同</w:t>
+      </w:r>
+      <w:r>
+        <w:rPr>
+          <w:rFonts w:ascii="Times New Roman" w:hAnsi="Times New Roman" w:cs="Times New Roman" w:hint="eastAsia"/>
+          <w:bCs/>
+          <w:lang w:eastAsia="zh-CN"/>
+        </w:rPr>
         <w:t>驱动的</w:t>
       </w:r>
       <w:r>
@@ -829,7 +837,39 @@
           <w:bCs/>
           <w:lang w:eastAsia="zh-CN"/>
         </w:rPr>
-        <w:t>形成路由决策与任务状态相互驱动的闭环</w:t>
+        <w:t>形成</w:t>
+      </w:r>
+      <w:r>
+        <w:rPr>
+          <w:rFonts w:ascii="Times New Roman" w:hAnsi="Times New Roman" w:cs="Times New Roman"/>
+          <w:bCs/>
+          <w:lang w:eastAsia="zh-CN"/>
+        </w:rPr>
+        <w:t>“</w:t>
+      </w:r>
+      <w:r>
+        <w:rPr>
+          <w:rFonts w:ascii="Times New Roman" w:hAnsi="Times New Roman" w:cs="Times New Roman"/>
+          <w:bCs/>
+          <w:lang w:eastAsia="zh-CN"/>
+        </w:rPr>
+        <w:t>路由决策驱动任务流转、任务状态参与后续路由</w:t>
+      </w:r>
+      <w:r>
+        <w:rPr>
+          <w:rFonts w:ascii="Times New Roman" w:hAnsi="Times New Roman" w:cs="Times New Roman"/>
+          <w:bCs/>
+          <w:lang w:eastAsia="zh-CN"/>
+        </w:rPr>
+        <w:t>”</w:t>
+      </w:r>
+      <w:r>
+        <w:rPr>
+          <w:rFonts w:ascii="Times New Roman" w:hAnsi="Times New Roman" w:cs="Times New Roman"/>
+          <w:bCs/>
+          <w:lang w:eastAsia="zh-CN"/>
+        </w:rPr>
+        <w:t>的闭环</w:t>
       </w:r>
       <w:r>
         <w:rPr>
@@ -845,7 +885,23 @@
           <w:bCs/>
           <w:lang w:eastAsia="zh-CN"/>
         </w:rPr>
-        <w:t>实现专业任务在</w:t>
+        <w:t>实现</w:t>
+      </w:r>
+      <w:r>
+        <w:rPr>
+          <w:rFonts w:ascii="Times New Roman" w:hAnsi="Times New Roman" w:cs="Times New Roman" w:hint="eastAsia"/>
+          <w:bCs/>
+          <w:lang w:eastAsia="zh-CN"/>
+        </w:rPr>
+        <w:t>用户任务</w:t>
+      </w:r>
+      <w:r>
+        <w:rPr>
+          <w:rFonts w:ascii="Times New Roman" w:hAnsi="Times New Roman" w:cs="Times New Roman"/>
+          <w:bCs/>
+          <w:lang w:eastAsia="zh-CN"/>
+        </w:rPr>
+        <w:t>在</w:t>
       </w:r>
       <w:r>
         <w:rPr>
@@ -1068,7 +1124,23 @@
           <w:bCs/>
           <w:lang w:eastAsia="zh-CN"/>
         </w:rPr>
-        <w:t>hadnback</w:t>
+        <w:t>ha</w:t>
+      </w:r>
+      <w:r>
+        <w:rPr>
+          <w:rFonts w:ascii="Times New Roman" w:hAnsi="Times New Roman" w:cs="Times New Roman" w:hint="eastAsia"/>
+          <w:bCs/>
+          <w:lang w:eastAsia="zh-CN"/>
+        </w:rPr>
+        <w:t>nd</w:t>
+      </w:r>
+      <w:r>
+        <w:rPr>
+          <w:rFonts w:ascii="Times New Roman" w:hAnsi="Times New Roman" w:cs="Times New Roman" w:hint="eastAsia"/>
+          <w:bCs/>
+          <w:lang w:eastAsia="zh-CN"/>
+        </w:rPr>
+        <w:t>back</w:t>
       </w:r>
       <w:proofErr w:type="spellEnd"/>
       <w:r>
@@ -1077,15 +1149,7 @@
           <w:bCs/>
           <w:lang w:eastAsia="zh-CN"/>
         </w:rPr>
-        <w:t>形成完整路由闭环，</w:t>
-      </w:r>
-      <w:r>
-        <w:rPr>
-          <w:rFonts w:ascii="Times New Roman" w:hAnsi="Times New Roman" w:cs="Times New Roman"/>
-          <w:bCs/>
-          <w:lang w:eastAsia="zh-CN"/>
-        </w:rPr>
-        <w:t>支持</w:t>
+        <w:t>，</w:t>
       </w:r>
       <w:r>
         <w:rPr>
@@ -1093,7 +1157,7 @@
           <w:bCs/>
           <w:lang w:eastAsia="zh-CN"/>
         </w:rPr>
-        <w:t>主</w:t>
+        <w:t>形成</w:t>
       </w:r>
       <w:r>
         <w:rPr>
@@ -1101,6 +1165,30 @@
           <w:bCs/>
           <w:lang w:eastAsia="zh-CN"/>
         </w:rPr>
+        <w:t>会话</w:t>
+      </w:r>
+      <w:r>
+        <w:rPr>
+          <w:rFonts w:ascii="Times New Roman" w:hAnsi="Times New Roman" w:cs="Times New Roman" w:hint="eastAsia"/>
+          <w:bCs/>
+          <w:lang w:eastAsia="zh-CN"/>
+        </w:rPr>
+        <w:t>控制权</w:t>
+      </w:r>
+      <w:r>
+        <w:rPr>
+          <w:rFonts w:ascii="Times New Roman" w:hAnsi="Times New Roman" w:cs="Times New Roman" w:hint="eastAsia"/>
+          <w:bCs/>
+          <w:lang w:eastAsia="zh-CN"/>
+        </w:rPr>
+        <w:t>在多</w:t>
+      </w:r>
+      <w:r>
+        <w:rPr>
+          <w:rFonts w:ascii="Times New Roman" w:hAnsi="Times New Roman" w:cs="Times New Roman" w:hint="eastAsia"/>
+          <w:bCs/>
+          <w:lang w:eastAsia="zh-CN"/>
+        </w:rPr>
         <w:t>agent</w:t>
       </w:r>
       <w:r>
@@ -1109,7 +1197,39 @@
           <w:bCs/>
           <w:lang w:eastAsia="zh-CN"/>
         </w:rPr>
-        <w:t>与</w:t>
+        <w:t>间流转的</w:t>
+      </w:r>
+      <w:r>
+        <w:rPr>
+          <w:rFonts w:ascii="Times New Roman" w:hAnsi="Times New Roman" w:cs="Times New Roman" w:hint="eastAsia"/>
+          <w:bCs/>
+          <w:lang w:eastAsia="zh-CN"/>
+        </w:rPr>
+        <w:t>完整路由闭环</w:t>
+      </w:r>
+      <w:r>
+        <w:rPr>
+          <w:rFonts w:ascii="Times New Roman" w:hAnsi="Times New Roman" w:cs="Times New Roman" w:hint="eastAsia"/>
+          <w:bCs/>
+          <w:lang w:eastAsia="zh-CN"/>
+        </w:rPr>
+        <w:t>，</w:t>
+      </w:r>
+      <w:r>
+        <w:rPr>
+          <w:rFonts w:ascii="Times New Roman" w:hAnsi="Times New Roman" w:cs="Times New Roman" w:hint="eastAsia"/>
+          <w:bCs/>
+          <w:lang w:eastAsia="zh-CN"/>
+        </w:rPr>
+        <w:t>并</w:t>
+      </w:r>
+      <w:r>
+        <w:rPr>
+          <w:rFonts w:ascii="Times New Roman" w:hAnsi="Times New Roman" w:cs="Times New Roman"/>
+          <w:bCs/>
+          <w:lang w:eastAsia="zh-CN"/>
+        </w:rPr>
+        <w:t>解除</w:t>
       </w:r>
       <w:r>
         <w:rPr>
@@ -1143,29 +1263,45 @@
           <w:bCs/>
           <w:lang w:eastAsia="zh-CN"/>
         </w:rPr>
-        <w:t>在同</w:t>
-      </w:r>
-      <w:proofErr w:type="gramStart"/>
-      <w:r>
-        <w:rPr>
-          <w:rFonts w:ascii="Times New Roman" w:hAnsi="Times New Roman" w:cs="Times New Roman"/>
-          <w:bCs/>
-          <w:lang w:eastAsia="zh-CN"/>
-        </w:rPr>
-        <w:t>一轮及跨轮对</w:t>
-      </w:r>
-      <w:proofErr w:type="gramEnd"/>
-      <w:r>
-        <w:rPr>
-          <w:rFonts w:ascii="Times New Roman" w:hAnsi="Times New Roman" w:cs="Times New Roman"/>
-          <w:bCs/>
-          <w:lang w:eastAsia="zh-CN"/>
-        </w:rPr>
-        <w:t>话中的双向切换</w:t>
-      </w:r>
-      <w:r>
-        <w:rPr>
-          <w:rFonts w:ascii="Times New Roman" w:hAnsi="Times New Roman" w:cs="Times New Roman"/>
+        <w:t>接入对</w:t>
+      </w:r>
+      <w:r>
+        <w:rPr>
+          <w:rFonts w:ascii="Times New Roman" w:hAnsi="Times New Roman" w:cs="Times New Roman"/>
+          <w:bCs/>
+          <w:lang w:eastAsia="zh-CN"/>
+        </w:rPr>
+        <w:t xml:space="preserve"> </w:t>
+      </w:r>
+      <w:proofErr w:type="spellStart"/>
+      <w:r>
+        <w:rPr>
+          <w:rFonts w:ascii="Times New Roman" w:hAnsi="Times New Roman" w:cs="Times New Roman"/>
+          <w:bCs/>
+          <w:lang w:eastAsia="zh-CN"/>
+        </w:rPr>
+        <w:t>Handback</w:t>
+      </w:r>
+      <w:proofErr w:type="spellEnd"/>
+      <w:r>
+        <w:rPr>
+          <w:rFonts w:ascii="Times New Roman" w:hAnsi="Times New Roman" w:cs="Times New Roman"/>
+          <w:bCs/>
+          <w:lang w:eastAsia="zh-CN"/>
+        </w:rPr>
+        <w:t xml:space="preserve"> </w:t>
+      </w:r>
+      <w:r>
+        <w:rPr>
+          <w:rFonts w:ascii="Times New Roman" w:hAnsi="Times New Roman" w:cs="Times New Roman"/>
+          <w:bCs/>
+          <w:lang w:eastAsia="zh-CN"/>
+        </w:rPr>
+        <w:t>能力的强制依赖，降低接入成本</w:t>
+      </w:r>
+      <w:r>
+        <w:rPr>
+          <w:rFonts w:ascii="Times New Roman" w:hAnsi="Times New Roman" w:cs="Times New Roman" w:hint="eastAsia"/>
           <w:bCs/>
           <w:lang w:eastAsia="zh-CN"/>
         </w:rPr>

--- a/简历.docx
+++ b/简历.docx
@@ -645,7 +645,7 @@
           <w:bCs/>
           <w:lang w:eastAsia="zh-CN"/>
         </w:rPr>
-        <w:t>agent</w:t>
+        <w:t xml:space="preserve"> A</w:t>
       </w:r>
       <w:r>
         <w:rPr>
@@ -653,6 +653,22 @@
           <w:bCs/>
           <w:lang w:eastAsia="zh-CN"/>
         </w:rPr>
+        <w:t>gent</w:t>
+      </w:r>
+      <w:r>
+        <w:rPr>
+          <w:rFonts w:ascii="Times New Roman" w:hAnsi="Times New Roman" w:cs="Times New Roman" w:hint="eastAsia"/>
+          <w:bCs/>
+          <w:lang w:eastAsia="zh-CN"/>
+        </w:rPr>
+        <w:t xml:space="preserve"> </w:t>
+      </w:r>
+      <w:r>
+        <w:rPr>
+          <w:rFonts w:ascii="Times New Roman" w:hAnsi="Times New Roman" w:cs="Times New Roman" w:hint="eastAsia"/>
+          <w:bCs/>
+          <w:lang w:eastAsia="zh-CN"/>
+        </w:rPr>
         <w:t>跨轮协作</w:t>
       </w:r>
       <w:r>
@@ -725,7 +741,23 @@
           <w:bCs/>
           <w:lang w:eastAsia="zh-CN"/>
         </w:rPr>
-        <w:t>session</w:t>
+        <w:t xml:space="preserve"> S</w:t>
+      </w:r>
+      <w:r>
+        <w:rPr>
+          <w:rFonts w:ascii="Times New Roman" w:hAnsi="Times New Roman" w:cs="Times New Roman" w:hint="eastAsia"/>
+          <w:bCs/>
+          <w:lang w:eastAsia="zh-CN"/>
+        </w:rPr>
+        <w:t>ession</w:t>
+      </w:r>
+      <w:r>
+        <w:rPr>
+          <w:rFonts w:ascii="Times New Roman" w:hAnsi="Times New Roman" w:cs="Times New Roman" w:hint="eastAsia"/>
+          <w:bCs/>
+          <w:lang w:eastAsia="zh-CN"/>
+        </w:rPr>
+        <w:t xml:space="preserve"> </w:t>
       </w:r>
       <w:r>
         <w:rPr>
@@ -805,7 +837,7 @@
           <w:bCs/>
           <w:lang w:eastAsia="zh-CN"/>
         </w:rPr>
-        <w:t>topic</w:t>
+        <w:t xml:space="preserve"> T</w:t>
       </w:r>
       <w:r>
         <w:rPr>
@@ -813,6 +845,22 @@
           <w:bCs/>
           <w:lang w:eastAsia="zh-CN"/>
         </w:rPr>
+        <w:t>opic</w:t>
+      </w:r>
+      <w:r>
+        <w:rPr>
+          <w:rFonts w:ascii="Times New Roman" w:hAnsi="Times New Roman" w:cs="Times New Roman" w:hint="eastAsia"/>
+          <w:bCs/>
+          <w:lang w:eastAsia="zh-CN"/>
+        </w:rPr>
+        <w:t xml:space="preserve"> </w:t>
+      </w:r>
+      <w:r>
+        <w:rPr>
+          <w:rFonts w:ascii="Times New Roman" w:hAnsi="Times New Roman" w:cs="Times New Roman" w:hint="eastAsia"/>
+          <w:bCs/>
+          <w:lang w:eastAsia="zh-CN"/>
+        </w:rPr>
         <w:t>级</w:t>
       </w:r>
       <w:r>
@@ -918,14 +966,6 @@
           <w:lang w:eastAsia="zh-CN"/>
         </w:rPr>
         <w:t xml:space="preserve"> Agent </w:t>
-      </w:r>
-      <w:r>
-        <w:rPr>
-          <w:rFonts w:ascii="Times New Roman" w:hAnsi="Times New Roman" w:cs="Times New Roman"/>
-          <w:bCs/>
-          <w:lang w:eastAsia="zh-CN"/>
-        </w:rPr>
-        <w:t xml:space="preserve"> </w:t>
       </w:r>
       <w:r>
         <w:rPr>
@@ -1091,7 +1131,23 @@
           <w:bCs/>
           <w:lang w:eastAsia="zh-CN"/>
         </w:rPr>
-        <w:t>、主</w:t>
+        <w:t>、</w:t>
+      </w:r>
+      <w:r>
+        <w:rPr>
+          <w:rFonts w:ascii="Times New Roman" w:hAnsi="Times New Roman" w:cs="Times New Roman"/>
+          <w:bCs/>
+          <w:lang w:eastAsia="zh-CN"/>
+        </w:rPr>
+        <w:t xml:space="preserve">Main </w:t>
+      </w:r>
+      <w:r>
+        <w:rPr>
+          <w:rFonts w:ascii="Times New Roman" w:hAnsi="Times New Roman" w:cs="Times New Roman"/>
+          <w:bCs/>
+          <w:lang w:eastAsia="zh-CN"/>
+        </w:rPr>
+        <w:t>Agent</w:t>
       </w:r>
       <w:r>
         <w:rPr>
@@ -1099,7 +1155,7 @@
           <w:bCs/>
           <w:lang w:eastAsia="zh-CN"/>
         </w:rPr>
-        <w:t xml:space="preserve"> agent handoff</w:t>
+        <w:t xml:space="preserve"> </w:t>
       </w:r>
       <w:r>
         <w:rPr>
@@ -1107,6 +1163,22 @@
           <w:bCs/>
           <w:lang w:eastAsia="zh-CN"/>
         </w:rPr>
+        <w:t>H</w:t>
+      </w:r>
+      <w:r>
+        <w:rPr>
+          <w:rFonts w:ascii="Times New Roman" w:hAnsi="Times New Roman" w:cs="Times New Roman" w:hint="eastAsia"/>
+          <w:bCs/>
+          <w:lang w:eastAsia="zh-CN"/>
+        </w:rPr>
+        <w:t>andoff</w:t>
+      </w:r>
+      <w:r>
+        <w:rPr>
+          <w:rFonts w:ascii="Times New Roman" w:hAnsi="Times New Roman" w:cs="Times New Roman" w:hint="eastAsia"/>
+          <w:bCs/>
+          <w:lang w:eastAsia="zh-CN"/>
+        </w:rPr>
         <w:t>与</w:t>
       </w:r>
       <w:r>
@@ -1115,7 +1187,7 @@
           <w:bCs/>
           <w:lang w:eastAsia="zh-CN"/>
         </w:rPr>
-        <w:t xml:space="preserve"> subagent </w:t>
+        <w:t xml:space="preserve"> </w:t>
       </w:r>
       <w:proofErr w:type="spellStart"/>
       <w:r>
@@ -1124,7 +1196,7 @@
           <w:bCs/>
           <w:lang w:eastAsia="zh-CN"/>
         </w:rPr>
-        <w:t>ha</w:t>
+        <w:t>S</w:t>
       </w:r>
       <w:r>
         <w:rPr>
@@ -1132,6 +1204,56 @@
           <w:bCs/>
           <w:lang w:eastAsia="zh-CN"/>
         </w:rPr>
+        <w:t>ub</w:t>
+      </w:r>
+      <w:r>
+        <w:rPr>
+          <w:rFonts w:ascii="Times New Roman" w:hAnsi="Times New Roman" w:cs="Times New Roman" w:hint="eastAsia"/>
+          <w:bCs/>
+          <w:lang w:eastAsia="zh-CN"/>
+        </w:rPr>
+        <w:t>Age</w:t>
+      </w:r>
+      <w:r>
+        <w:rPr>
+          <w:rFonts w:ascii="Times New Roman" w:hAnsi="Times New Roman" w:cs="Times New Roman" w:hint="eastAsia"/>
+          <w:bCs/>
+          <w:lang w:eastAsia="zh-CN"/>
+        </w:rPr>
+        <w:t>nt</w:t>
+      </w:r>
+      <w:proofErr w:type="spellEnd"/>
+      <w:r>
+        <w:rPr>
+          <w:rFonts w:ascii="Times New Roman" w:hAnsi="Times New Roman" w:cs="Times New Roman" w:hint="eastAsia"/>
+          <w:bCs/>
+          <w:lang w:eastAsia="zh-CN"/>
+        </w:rPr>
+        <w:t xml:space="preserve"> </w:t>
+      </w:r>
+      <w:proofErr w:type="spellStart"/>
+      <w:r>
+        <w:rPr>
+          <w:rFonts w:ascii="Times New Roman" w:hAnsi="Times New Roman" w:cs="Times New Roman" w:hint="eastAsia"/>
+          <w:bCs/>
+          <w:lang w:eastAsia="zh-CN"/>
+        </w:rPr>
+        <w:t>H</w:t>
+      </w:r>
+      <w:r>
+        <w:rPr>
+          <w:rFonts w:ascii="Times New Roman" w:hAnsi="Times New Roman" w:cs="Times New Roman" w:hint="eastAsia"/>
+          <w:bCs/>
+          <w:lang w:eastAsia="zh-CN"/>
+        </w:rPr>
+        <w:t>a</w:t>
+      </w:r>
+      <w:r>
+        <w:rPr>
+          <w:rFonts w:ascii="Times New Roman" w:hAnsi="Times New Roman" w:cs="Times New Roman" w:hint="eastAsia"/>
+          <w:bCs/>
+          <w:lang w:eastAsia="zh-CN"/>
+        </w:rPr>
         <w:t>nd</w:t>
       </w:r>
       <w:r>
@@ -1189,7 +1311,23 @@
           <w:bCs/>
           <w:lang w:eastAsia="zh-CN"/>
         </w:rPr>
-        <w:t>agent</w:t>
+        <w:t xml:space="preserve"> A</w:t>
+      </w:r>
+      <w:r>
+        <w:rPr>
+          <w:rFonts w:ascii="Times New Roman" w:hAnsi="Times New Roman" w:cs="Times New Roman" w:hint="eastAsia"/>
+          <w:bCs/>
+          <w:lang w:eastAsia="zh-CN"/>
+        </w:rPr>
+        <w:t>gent</w:t>
+      </w:r>
+      <w:r>
+        <w:rPr>
+          <w:rFonts w:ascii="Times New Roman" w:hAnsi="Times New Roman" w:cs="Times New Roman" w:hint="eastAsia"/>
+          <w:bCs/>
+          <w:lang w:eastAsia="zh-CN"/>
+        </w:rPr>
+        <w:t xml:space="preserve"> </w:t>
       </w:r>
       <w:r>
         <w:rPr>
@@ -1327,11 +1465,19 @@
           <w:bCs/>
           <w:lang w:eastAsia="zh-CN"/>
         </w:rPr>
-        <w:t>编排侧，重构多轮对话的上下文与任务状态管理</w:t>
-      </w:r>
-      <w:r>
-        <w:rPr>
-          <w:rFonts w:ascii="Times New Roman" w:hAnsi="Times New Roman" w:cs="Times New Roman" w:hint="eastAsia"/>
+        <w:t>编排侧，以路由结果驱动任务创建、</w:t>
+      </w:r>
+      <w:r>
+        <w:rPr>
+          <w:rFonts w:ascii="Times New Roman" w:hAnsi="Times New Roman" w:cs="Times New Roman"/>
+          <w:bCs/>
+          <w:lang w:eastAsia="zh-CN"/>
+        </w:rPr>
+        <w:t>暂停、恢复和完成</w:t>
+      </w:r>
+      <w:r>
+        <w:rPr>
+          <w:rFonts w:ascii="Times New Roman" w:hAnsi="Times New Roman" w:cs="Times New Roman"/>
           <w:bCs/>
           <w:lang w:eastAsia="zh-CN"/>
         </w:rPr>
@@ -1343,8 +1489,26 @@
           <w:bCs/>
           <w:lang w:eastAsia="zh-CN"/>
         </w:rPr>
-        <w:t>以路由结果驱动任务创建、切换与恢复，将</w:t>
-      </w:r>
+        <w:t>并将</w:t>
+      </w:r>
+      <w:r>
+        <w:rPr>
+          <w:rFonts w:ascii="Times New Roman" w:hAnsi="Times New Roman" w:cs="Times New Roman"/>
+          <w:bCs/>
+          <w:lang w:eastAsia="zh-CN"/>
+        </w:rPr>
+        <w:t xml:space="preserve"> </w:t>
+      </w:r>
+      <w:proofErr w:type="spellStart"/>
+      <w:r>
+        <w:rPr>
+          <w:rFonts w:ascii="Times New Roman" w:hAnsi="Times New Roman" w:cs="Times New Roman"/>
+          <w:bCs/>
+          <w:lang w:eastAsia="zh-CN"/>
+        </w:rPr>
+        <w:t>SubAgent</w:t>
+      </w:r>
+      <w:proofErr w:type="spellEnd"/>
       <w:r>
         <w:rPr>
           <w:rFonts w:ascii="Times New Roman" w:hAnsi="Times New Roman" w:cs="Times New Roman"/>
@@ -1375,113 +1539,63 @@
           <w:bCs/>
           <w:lang w:eastAsia="zh-CN"/>
         </w:rPr>
-        <w:t>级共享升级为</w:t>
-      </w:r>
-      <w:r>
-        <w:rPr>
-          <w:rFonts w:ascii="Times New Roman" w:hAnsi="Times New Roman" w:cs="Times New Roman"/>
-          <w:bCs/>
-          <w:lang w:eastAsia="zh-CN"/>
-        </w:rPr>
-        <w:t xml:space="preserve"> Main </w:t>
-      </w:r>
-      <w:r>
-        <w:rPr>
-          <w:rFonts w:ascii="Times New Roman" w:hAnsi="Times New Roman" w:cs="Times New Roman"/>
-          <w:bCs/>
-          <w:lang w:eastAsia="zh-CN"/>
-        </w:rPr>
-        <w:t>按</w:t>
-      </w:r>
-      <w:r>
-        <w:rPr>
-          <w:rFonts w:ascii="Times New Roman" w:hAnsi="Times New Roman" w:cs="Times New Roman" w:hint="eastAsia"/>
-          <w:bCs/>
-          <w:lang w:eastAsia="zh-CN"/>
-        </w:rPr>
-        <w:t>任务</w:t>
-      </w:r>
-      <w:r>
-        <w:rPr>
-          <w:rFonts w:ascii="Times New Roman" w:hAnsi="Times New Roman" w:cs="Times New Roman"/>
-          <w:bCs/>
-          <w:lang w:eastAsia="zh-CN"/>
-        </w:rPr>
-        <w:t>组织、</w:t>
-      </w:r>
-      <w:proofErr w:type="spellStart"/>
-      <w:r>
-        <w:rPr>
-          <w:rFonts w:ascii="Times New Roman" w:hAnsi="Times New Roman" w:cs="Times New Roman"/>
-          <w:bCs/>
-          <w:lang w:eastAsia="zh-CN"/>
-        </w:rPr>
-        <w:t>SubAgent</w:t>
-      </w:r>
-      <w:proofErr w:type="spellEnd"/>
-      <w:r>
-        <w:rPr>
-          <w:rFonts w:ascii="Times New Roman" w:hAnsi="Times New Roman" w:cs="Times New Roman"/>
-          <w:bCs/>
-          <w:lang w:eastAsia="zh-CN"/>
-        </w:rPr>
-        <w:t xml:space="preserve"> </w:t>
-      </w:r>
-      <w:r>
-        <w:rPr>
-          <w:rFonts w:ascii="Times New Roman" w:hAnsi="Times New Roman" w:cs="Times New Roman"/>
-          <w:bCs/>
-          <w:lang w:eastAsia="zh-CN"/>
-        </w:rPr>
-        <w:t>按</w:t>
-      </w:r>
-      <w:r>
-        <w:rPr>
-          <w:rFonts w:ascii="Times New Roman" w:hAnsi="Times New Roman" w:cs="Times New Roman" w:hint="eastAsia"/>
-          <w:bCs/>
-          <w:lang w:eastAsia="zh-CN"/>
-        </w:rPr>
-        <w:t>任务</w:t>
-      </w:r>
-      <w:r>
-        <w:rPr>
-          <w:rFonts w:ascii="Times New Roman" w:hAnsi="Times New Roman" w:cs="Times New Roman"/>
-          <w:bCs/>
-          <w:lang w:eastAsia="zh-CN"/>
-        </w:rPr>
-        <w:t>隔离</w:t>
-      </w:r>
-      <w:r>
-        <w:rPr>
-          <w:rFonts w:ascii="Times New Roman" w:hAnsi="Times New Roman" w:cs="Times New Roman" w:hint="eastAsia"/>
-          <w:bCs/>
-          <w:lang w:eastAsia="zh-CN"/>
-        </w:rPr>
-        <w:t>，减少</w:t>
-      </w:r>
-      <w:r>
-        <w:rPr>
-          <w:rFonts w:ascii="Times New Roman" w:hAnsi="Times New Roman" w:cs="Times New Roman" w:hint="eastAsia"/>
-          <w:bCs/>
-          <w:lang w:eastAsia="zh-CN"/>
-        </w:rPr>
-        <w:t xml:space="preserve"> context </w:t>
-      </w:r>
-      <w:r>
-        <w:rPr>
-          <w:rFonts w:ascii="Times New Roman" w:hAnsi="Times New Roman" w:cs="Times New Roman" w:hint="eastAsia"/>
-          <w:bCs/>
-          <w:lang w:eastAsia="zh-CN"/>
-        </w:rPr>
-        <w:t>压力。</w:t>
-      </w:r>
-      <w:r>
-        <w:rPr>
-          <w:rFonts w:ascii="Times New Roman" w:hAnsi="Times New Roman" w:cs="Times New Roman"/>
-          <w:bCs/>
-          <w:lang w:eastAsia="zh-CN"/>
-        </w:rPr>
-        <w:t>同时沉淀会话分段能力，为</w:t>
+        <w:t>级组织升级为按</w:t>
+      </w:r>
+      <w:r>
+        <w:rPr>
+          <w:rFonts w:ascii="Times New Roman" w:hAnsi="Times New Roman" w:cs="Times New Roman"/>
+          <w:bCs/>
+          <w:lang w:eastAsia="zh-CN"/>
+        </w:rPr>
+        <w:t xml:space="preserve"> Task </w:t>
+      </w:r>
+      <w:r>
+        <w:rPr>
+          <w:rFonts w:ascii="Times New Roman" w:hAnsi="Times New Roman" w:cs="Times New Roman"/>
+          <w:bCs/>
+          <w:lang w:eastAsia="zh-CN"/>
+        </w:rPr>
+        <w:t>隔离，减少无关历史注入及不同任务间的上下文串扰；</w:t>
+      </w:r>
+      <w:r>
+        <w:rPr>
+          <w:rFonts w:ascii="Times New Roman" w:hAnsi="Times New Roman" w:cs="Times New Roman"/>
+          <w:bCs/>
+          <w:lang w:eastAsia="zh-CN"/>
+        </w:rPr>
+        <w:t>同时以</w:t>
+      </w:r>
+      <w:r>
+        <w:rPr>
+          <w:rFonts w:ascii="Times New Roman" w:hAnsi="Times New Roman" w:cs="Times New Roman"/>
+          <w:bCs/>
+          <w:lang w:eastAsia="zh-CN"/>
+        </w:rPr>
+        <w:t xml:space="preserve"> Topic </w:t>
+      </w:r>
+      <w:r>
+        <w:rPr>
+          <w:rFonts w:ascii="Times New Roman" w:hAnsi="Times New Roman" w:cs="Times New Roman"/>
+          <w:bCs/>
+          <w:lang w:eastAsia="zh-CN"/>
+        </w:rPr>
+        <w:t>标记同一</w:t>
+      </w:r>
+      <w:r>
+        <w:rPr>
+          <w:rFonts w:ascii="Times New Roman" w:hAnsi="Times New Roman" w:cs="Times New Roman"/>
+          <w:bCs/>
+          <w:lang w:eastAsia="zh-CN"/>
+        </w:rPr>
+        <w:t xml:space="preserve"> Session </w:t>
+      </w:r>
+      <w:r>
+        <w:rPr>
+          <w:rFonts w:ascii="Times New Roman" w:hAnsi="Times New Roman" w:cs="Times New Roman"/>
+          <w:bCs/>
+          <w:lang w:eastAsia="zh-CN"/>
+        </w:rPr>
+        <w:t>内的话题分段，为</w:t>
       </w:r>
       <w:r>
         <w:rPr>
@@ -1517,11 +1631,11 @@
       </w:r>
       <w:r>
         <w:rPr>
-          <w:rFonts w:ascii="Times New Roman" w:hAnsi="Times New Roman" w:cs="Times New Roman" w:hint="eastAsia"/>
-          <w:bCs/>
-          <w:lang w:eastAsia="zh-CN"/>
-        </w:rPr>
-        <w:t xml:space="preserve"> topic </w:t>
+          <w:rFonts w:ascii="Times New Roman" w:hAnsi="Times New Roman" w:cs="Times New Roman"/>
+          <w:bCs/>
+          <w:lang w:eastAsia="zh-CN"/>
+        </w:rPr>
+        <w:t xml:space="preserve"> Topic </w:t>
       </w:r>
       <w:r>
         <w:rPr>
@@ -1583,31 +1697,7 @@
           <w:bCs/>
           <w:lang w:eastAsia="zh-CN"/>
         </w:rPr>
-        <w:t>单轮退出率</w:t>
-      </w:r>
-      <w:r>
-        <w:rPr>
-          <w:rFonts w:ascii="Times New Roman" w:hAnsi="Times New Roman" w:cs="Times New Roman"/>
-          <w:bCs/>
-          <w:lang w:eastAsia="zh-CN"/>
-        </w:rPr>
-        <w:t xml:space="preserve"> -4.7pp</w:t>
-      </w:r>
-      <w:r>
-        <w:rPr>
-          <w:rFonts w:ascii="Times New Roman" w:hAnsi="Times New Roman" w:cs="Times New Roman"/>
-          <w:bCs/>
-          <w:lang w:eastAsia="zh-CN"/>
-        </w:rPr>
-        <w:t>、放弃率</w:t>
-      </w:r>
-      <w:r>
-        <w:rPr>
-          <w:rFonts w:ascii="Times New Roman" w:hAnsi="Times New Roman" w:cs="Times New Roman"/>
-          <w:bCs/>
-          <w:lang w:eastAsia="zh-CN"/>
-        </w:rPr>
-        <w:t xml:space="preserve"> -2.5pp</w:t>
+        <w:t>在实验组</w:t>
       </w:r>
       <w:r>
         <w:rPr>
@@ -1615,7 +1705,31 @@
           <w:bCs/>
           <w:lang w:eastAsia="zh-CN"/>
         </w:rPr>
-        <w:t>，多轮率</w:t>
+        <w:t>链路</w:t>
+      </w:r>
+      <w:r>
+        <w:rPr>
+          <w:rFonts w:ascii="Times New Roman" w:hAnsi="Times New Roman" w:cs="Times New Roman"/>
+          <w:bCs/>
+          <w:lang w:eastAsia="zh-CN"/>
+        </w:rPr>
+        <w:t>实际干预率为</w:t>
+      </w:r>
+      <w:r>
+        <w:rPr>
+          <w:rFonts w:ascii="Times New Roman" w:hAnsi="Times New Roman" w:cs="Times New Roman"/>
+          <w:bCs/>
+          <w:lang w:eastAsia="zh-CN"/>
+        </w:rPr>
+        <w:t xml:space="preserve"> 6.7% </w:t>
+      </w:r>
+      <w:r>
+        <w:rPr>
+          <w:rFonts w:ascii="Times New Roman" w:hAnsi="Times New Roman" w:cs="Times New Roman"/>
+          <w:bCs/>
+          <w:lang w:eastAsia="zh-CN"/>
+        </w:rPr>
+        <w:t>的情况下，相较对照组，平均</w:t>
       </w:r>
       <w:r>
         <w:rPr>
@@ -1623,7 +1737,47 @@
           <w:bCs/>
           <w:lang w:eastAsia="zh-CN"/>
         </w:rPr>
-        <w:t>+0.8pp</w:t>
+        <w:t>对话</w:t>
+      </w:r>
+      <w:r>
+        <w:rPr>
+          <w:rFonts w:ascii="Times New Roman" w:hAnsi="Times New Roman" w:cs="Times New Roman"/>
+          <w:bCs/>
+          <w:lang w:eastAsia="zh-CN"/>
+        </w:rPr>
+        <w:t>轮次增加</w:t>
+      </w:r>
+      <w:r>
+        <w:rPr>
+          <w:rFonts w:ascii="Times New Roman" w:hAnsi="Times New Roman" w:cs="Times New Roman"/>
+          <w:bCs/>
+          <w:lang w:eastAsia="zh-CN"/>
+        </w:rPr>
+        <w:t xml:space="preserve"> 0.29</w:t>
+      </w:r>
+      <w:r>
+        <w:rPr>
+          <w:rFonts w:ascii="Times New Roman" w:hAnsi="Times New Roman" w:cs="Times New Roman"/>
+          <w:bCs/>
+          <w:lang w:eastAsia="zh-CN"/>
+        </w:rPr>
+        <w:t>，多轮率提升</w:t>
+      </w:r>
+      <w:r>
+        <w:rPr>
+          <w:rFonts w:ascii="Times New Roman" w:hAnsi="Times New Roman" w:cs="Times New Roman"/>
+          <w:bCs/>
+          <w:lang w:eastAsia="zh-CN"/>
+        </w:rPr>
+        <w:t xml:space="preserve"> 0.8pp</w:t>
+      </w:r>
+      <w:r>
+        <w:rPr>
+          <w:rFonts w:ascii="Times New Roman" w:hAnsi="Times New Roman" w:cs="Times New Roman"/>
+          <w:bCs/>
+          <w:lang w:eastAsia="zh-CN"/>
+        </w:rPr>
+        <w:t>，</w:t>
       </w:r>
       <w:r>
         <w:rPr>
@@ -1631,7 +1785,7 @@
           <w:bCs/>
           <w:lang w:eastAsia="zh-CN"/>
         </w:rPr>
-        <w:t>，平均轮次</w:t>
+        <w:t xml:space="preserve"> Agent </w:t>
       </w:r>
       <w:r>
         <w:rPr>
@@ -1639,7 +1793,23 @@
           <w:bCs/>
           <w:lang w:eastAsia="zh-CN"/>
         </w:rPr>
-        <w:t>+0.29</w:t>
+        <w:t>切换后的</w:t>
+      </w:r>
+      <w:r>
+        <w:rPr>
+          <w:rFonts w:ascii="Times New Roman" w:hAnsi="Times New Roman" w:cs="Times New Roman"/>
+          <w:bCs/>
+          <w:lang w:eastAsia="zh-CN"/>
+        </w:rPr>
+        <w:t>单轮退出率下降</w:t>
+      </w:r>
+      <w:r>
+        <w:rPr>
+          <w:rFonts w:ascii="Times New Roman" w:hAnsi="Times New Roman" w:cs="Times New Roman"/>
+          <w:bCs/>
+          <w:lang w:eastAsia="zh-CN"/>
+        </w:rPr>
+        <w:t xml:space="preserve"> 4.7pp </w:t>
       </w:r>
       <w:r>
         <w:rPr>
@@ -1647,7 +1817,15 @@
           <w:bCs/>
           <w:lang w:eastAsia="zh-CN"/>
         </w:rPr>
-        <w:t>，链路实际干预率</w:t>
+        <w:t>，</w:t>
+      </w:r>
+      <w:r>
+        <w:rPr>
+          <w:rFonts w:ascii="Times New Roman" w:hAnsi="Times New Roman" w:cs="Times New Roman"/>
+          <w:bCs/>
+          <w:lang w:eastAsia="zh-CN"/>
+        </w:rPr>
+        <w:t>会话负向结束率</w:t>
       </w:r>
       <w:r>
         <w:rPr>
@@ -1655,7 +1833,15 @@
           <w:bCs/>
           <w:lang w:eastAsia="zh-CN"/>
         </w:rPr>
-        <w:t>6.7pp</w:t>
+        <w:t>下降</w:t>
+      </w:r>
+      <w:r>
+        <w:rPr>
+          <w:rFonts w:ascii="Times New Roman" w:hAnsi="Times New Roman" w:cs="Times New Roman"/>
+          <w:bCs/>
+          <w:lang w:eastAsia="zh-CN"/>
+        </w:rPr>
+        <w:t xml:space="preserve"> 2.5pp</w:t>
       </w:r>
       <w:r>
         <w:rPr>
@@ -1754,7 +1940,57 @@
           <w:bCs/>
           <w:lang w:eastAsia="zh-CN"/>
         </w:rPr>
-        <w:t>面向传统对话模型只能被动响应、难以持续发现教学机会的问题，建设</w:t>
+        <w:t>面向</w:t>
+      </w:r>
+      <w:r>
+        <w:rPr>
+          <w:rFonts w:ascii="Times New Roman" w:hAnsi="Times New Roman" w:cs="Times New Roman" w:hint="eastAsia"/>
+          <w:bCs/>
+          <w:lang w:eastAsia="zh-CN"/>
+        </w:rPr>
+        <w:t>教育</w:t>
+      </w:r>
+      <w:r>
+        <w:rPr>
+          <w:rFonts w:ascii="Times New Roman" w:hAnsi="Times New Roman" w:cs="Times New Roman" w:hint="eastAsia"/>
+          <w:bCs/>
+          <w:lang w:eastAsia="zh-CN"/>
+        </w:rPr>
+        <w:t xml:space="preserve"> Agent </w:t>
+      </w:r>
+      <w:r>
+        <w:rPr>
+          <w:rFonts w:ascii="Times New Roman" w:hAnsi="Times New Roman" w:cs="Times New Roman"/>
+          <w:bCs/>
+          <w:lang w:eastAsia="zh-CN"/>
+        </w:rPr>
+        <w:t>以</w:t>
+      </w:r>
+      <w:proofErr w:type="gramStart"/>
+      <w:r>
+        <w:rPr>
+          <w:rFonts w:ascii="Times New Roman" w:hAnsi="Times New Roman" w:cs="Times New Roman"/>
+          <w:bCs/>
+          <w:lang w:eastAsia="zh-CN"/>
+        </w:rPr>
+        <w:t>被动响应</w:t>
+      </w:r>
+      <w:proofErr w:type="gramEnd"/>
+      <w:r>
+        <w:rPr>
+          <w:rFonts w:ascii="Times New Roman" w:hAnsi="Times New Roman" w:cs="Times New Roman"/>
+          <w:bCs/>
+          <w:lang w:eastAsia="zh-CN"/>
+        </w:rPr>
+        <w:t>为主、难以主动发现教学引导机会的问题</w:t>
+      </w:r>
+      <w:r>
+        <w:rPr>
+          <w:rFonts w:ascii="Times New Roman" w:hAnsi="Times New Roman" w:cs="Times New Roman"/>
+          <w:bCs/>
+          <w:lang w:eastAsia="zh-CN"/>
+        </w:rPr>
+        <w:t>，建设</w:t>
       </w:r>
       <w:r>
         <w:rPr>
@@ -1786,7 +2022,135 @@
           <w:bCs/>
           <w:lang w:eastAsia="zh-CN"/>
         </w:rPr>
-        <w:t>的主动服务链路，在不阻塞主回答的前提下，根据用户状态和对话历史生成个性化引导。</w:t>
+        <w:t>的主动服务链路</w:t>
+      </w:r>
+      <w:r>
+        <w:rPr>
+          <w:rFonts w:ascii="Times New Roman" w:hAnsi="Times New Roman" w:cs="Times New Roman" w:hint="eastAsia"/>
+          <w:bCs/>
+          <w:lang w:eastAsia="zh-CN"/>
+        </w:rPr>
+        <w:t>；</w:t>
+      </w:r>
+      <w:r>
+        <w:rPr>
+          <w:rFonts w:ascii="Times New Roman" w:hAnsi="Times New Roman" w:cs="Times New Roman"/>
+          <w:bCs/>
+          <w:lang w:eastAsia="zh-CN"/>
+        </w:rPr>
+        <w:t>在不阻塞</w:t>
+      </w:r>
+      <w:r>
+        <w:rPr>
+          <w:rFonts w:ascii="Times New Roman" w:hAnsi="Times New Roman" w:cs="Times New Roman"/>
+          <w:bCs/>
+          <w:lang w:eastAsia="zh-CN"/>
+        </w:rPr>
+        <w:t>当</w:t>
+      </w:r>
+      <w:r>
+        <w:rPr>
+          <w:rFonts w:ascii="Times New Roman" w:hAnsi="Times New Roman" w:cs="Times New Roman" w:hint="eastAsia"/>
+          <w:bCs/>
+          <w:lang w:eastAsia="zh-CN"/>
+        </w:rPr>
+        <w:t>前</w:t>
+      </w:r>
+      <w:r>
+        <w:rPr>
+          <w:rFonts w:ascii="Times New Roman" w:hAnsi="Times New Roman" w:cs="Times New Roman" w:hint="eastAsia"/>
+          <w:bCs/>
+          <w:lang w:eastAsia="zh-CN"/>
+        </w:rPr>
+        <w:t xml:space="preserve"> Agent </w:t>
+      </w:r>
+      <w:r>
+        <w:rPr>
+          <w:rFonts w:ascii="Times New Roman" w:hAnsi="Times New Roman" w:cs="Times New Roman"/>
+          <w:bCs/>
+          <w:lang w:eastAsia="zh-CN"/>
+        </w:rPr>
+        <w:t>回答的前提下</w:t>
+      </w:r>
+      <w:r>
+        <w:rPr>
+          <w:rFonts w:ascii="Times New Roman" w:hAnsi="Times New Roman" w:cs="Times New Roman"/>
+          <w:bCs/>
+          <w:lang w:eastAsia="zh-CN"/>
+        </w:rPr>
+        <w:t>，</w:t>
+      </w:r>
+      <w:r>
+        <w:rPr>
+          <w:rFonts w:ascii="Times New Roman" w:hAnsi="Times New Roman" w:cs="Times New Roman"/>
+          <w:bCs/>
+          <w:lang w:eastAsia="zh-CN"/>
+        </w:rPr>
+        <w:t>结合</w:t>
+      </w:r>
+      <w:r>
+        <w:rPr>
+          <w:rFonts w:ascii="Times New Roman" w:hAnsi="Times New Roman" w:cs="Times New Roman"/>
+          <w:bCs/>
+          <w:lang w:eastAsia="zh-CN"/>
+        </w:rPr>
+        <w:t>用户状态和对话历史</w:t>
+      </w:r>
+      <w:r>
+        <w:rPr>
+          <w:rFonts w:ascii="Times New Roman" w:hAnsi="Times New Roman" w:cs="Times New Roman"/>
+          <w:bCs/>
+          <w:lang w:eastAsia="zh-CN"/>
+        </w:rPr>
+        <w:t>异步生成个性化教学引导</w:t>
+      </w:r>
+      <w:r>
+        <w:rPr>
+          <w:rFonts w:ascii="Times New Roman" w:hAnsi="Times New Roman" w:cs="Times New Roman" w:hint="eastAsia"/>
+          <w:bCs/>
+          <w:lang w:eastAsia="zh-CN"/>
+        </w:rPr>
+        <w:t>，并在下一轮</w:t>
+      </w:r>
+      <w:r>
+        <w:rPr>
+          <w:rFonts w:ascii="Times New Roman" w:hAnsi="Times New Roman" w:cs="Times New Roman"/>
+          <w:bCs/>
+          <w:lang w:eastAsia="zh-CN"/>
+        </w:rPr>
+        <w:t>基于最新</w:t>
+      </w:r>
+      <w:r>
+        <w:rPr>
+          <w:rFonts w:ascii="Times New Roman" w:hAnsi="Times New Roman" w:cs="Times New Roman"/>
+          <w:bCs/>
+          <w:lang w:eastAsia="zh-CN"/>
+        </w:rPr>
+        <w:t xml:space="preserve"> Query </w:t>
+      </w:r>
+      <w:r>
+        <w:rPr>
+          <w:rFonts w:ascii="Times New Roman" w:hAnsi="Times New Roman" w:cs="Times New Roman"/>
+          <w:bCs/>
+          <w:lang w:eastAsia="zh-CN"/>
+        </w:rPr>
+        <w:t>实时校验后按需</w:t>
+      </w:r>
+      <w:r>
+        <w:rPr>
+          <w:rFonts w:ascii="Times New Roman" w:hAnsi="Times New Roman" w:cs="Times New Roman" w:hint="eastAsia"/>
+          <w:bCs/>
+          <w:lang w:eastAsia="zh-CN"/>
+        </w:rPr>
+        <w:t>投递</w:t>
+      </w:r>
+      <w:r>
+        <w:rPr>
+          <w:rFonts w:ascii="Times New Roman" w:hAnsi="Times New Roman" w:cs="Times New Roman"/>
+          <w:bCs/>
+          <w:lang w:eastAsia="zh-CN"/>
+        </w:rPr>
+        <w:t>。</w:t>
       </w:r>
     </w:p>
     <w:p>
@@ -1816,7 +2180,23 @@
           <w:bCs/>
           <w:lang w:eastAsia="zh-CN"/>
         </w:rPr>
-        <w:t xml:space="preserve"> Event“</w:t>
+        <w:t xml:space="preserve"> Event</w:t>
+      </w:r>
+      <w:r>
+        <w:rPr>
+          <w:rFonts w:ascii="Times New Roman" w:hAnsi="Times New Roman" w:cs="Times New Roman" w:hint="eastAsia"/>
+          <w:bCs/>
+          <w:lang w:eastAsia="zh-CN"/>
+        </w:rPr>
+        <w:t xml:space="preserve"> </w:t>
+      </w:r>
+      <w:r>
+        <w:rPr>
+          <w:rFonts w:ascii="Times New Roman" w:hAnsi="Times New Roman" w:cs="Times New Roman"/>
+          <w:bCs/>
+          <w:lang w:eastAsia="zh-CN"/>
+        </w:rPr>
+        <w:t>“</w:t>
       </w:r>
       <w:r>
         <w:rPr>
@@ -1840,7 +2220,71 @@
           <w:bCs/>
           <w:lang w:eastAsia="zh-CN"/>
         </w:rPr>
-        <w:t>机制：每轮回答结束后仅发送事件通知，由主动</w:t>
+        <w:t>机制</w:t>
+      </w:r>
+      <w:r>
+        <w:rPr>
+          <w:rFonts w:ascii="Times New Roman" w:hAnsi="Times New Roman" w:cs="Times New Roman" w:hint="eastAsia"/>
+          <w:bCs/>
+          <w:lang w:eastAsia="zh-CN"/>
+        </w:rPr>
+        <w:t>，</w:t>
+      </w:r>
+      <w:r>
+        <w:rPr>
+          <w:rFonts w:ascii="Times New Roman" w:hAnsi="Times New Roman" w:cs="Times New Roman"/>
+          <w:bCs/>
+          <w:lang w:eastAsia="zh-CN"/>
+        </w:rPr>
+        <w:t>每轮</w:t>
+      </w:r>
+      <w:r>
+        <w:rPr>
+          <w:rFonts w:ascii="Times New Roman" w:hAnsi="Times New Roman" w:cs="Times New Roman" w:hint="eastAsia"/>
+          <w:bCs/>
+          <w:lang w:eastAsia="zh-CN"/>
+        </w:rPr>
+        <w:t>Agent</w:t>
+      </w:r>
+      <w:r>
+        <w:rPr>
+          <w:rFonts w:ascii="Times New Roman" w:hAnsi="Times New Roman" w:cs="Times New Roman"/>
+          <w:bCs/>
+          <w:lang w:eastAsia="zh-CN"/>
+        </w:rPr>
+        <w:t>回答结束后</w:t>
+      </w:r>
+      <w:r>
+        <w:rPr>
+          <w:rFonts w:ascii="Times New Roman" w:hAnsi="Times New Roman" w:cs="Times New Roman" w:hint="eastAsia"/>
+          <w:bCs/>
+          <w:lang w:eastAsia="zh-CN"/>
+        </w:rPr>
+        <w:t>，</w:t>
+      </w:r>
+      <w:r>
+        <w:rPr>
+          <w:rFonts w:ascii="Times New Roman" w:hAnsi="Times New Roman" w:cs="Times New Roman"/>
+          <w:bCs/>
+          <w:lang w:eastAsia="zh-CN"/>
+        </w:rPr>
+        <w:t>仅</w:t>
+      </w:r>
+      <w:r>
+        <w:rPr>
+          <w:rFonts w:ascii="Times New Roman" w:hAnsi="Times New Roman" w:cs="Times New Roman" w:hint="eastAsia"/>
+          <w:bCs/>
+          <w:lang w:eastAsia="zh-CN"/>
+        </w:rPr>
+        <w:t>向主动服务</w:t>
+      </w:r>
+      <w:r>
+        <w:rPr>
+          <w:rFonts w:ascii="Times New Roman" w:hAnsi="Times New Roman" w:cs="Times New Roman"/>
+          <w:bCs/>
+          <w:lang w:eastAsia="zh-CN"/>
+        </w:rPr>
+        <w:t>发送事件通知，由主动</w:t>
       </w:r>
       <w:proofErr w:type="gramStart"/>
       <w:r>
@@ -1849,7 +2293,7 @@
           <w:bCs/>
           <w:lang w:eastAsia="zh-CN"/>
         </w:rPr>
-        <w:t>服务回捞最新</w:t>
+        <w:t>服务回捞</w:t>
       </w:r>
       <w:proofErr w:type="gramEnd"/>
       <w:r>
@@ -1858,7 +2302,7 @@
           <w:bCs/>
           <w:lang w:eastAsia="zh-CN"/>
         </w:rPr>
-        <w:t>会话、画像和学习数据，依次完成规则准入、用户状态感知及引导内容生成，并将结果暂存为待投递候选，避免在主链上同步执行复杂推理。下一轮请求到达时，实时</w:t>
+        <w:t>会话</w:t>
       </w:r>
       <w:r>
         <w:rPr>
@@ -1866,15 +2310,15 @@
           <w:bCs/>
           <w:lang w:eastAsia="zh-CN"/>
         </w:rPr>
-        <w:t>取回</w:t>
-      </w:r>
-      <w:r>
-        <w:rPr>
-          <w:rFonts w:ascii="Times New Roman" w:hAnsi="Times New Roman" w:cs="Times New Roman"/>
-          <w:bCs/>
-          <w:lang w:eastAsia="zh-CN"/>
-        </w:rPr>
-        <w:t>上一轮候选</w:t>
+        <w:t>历史与用户</w:t>
+      </w:r>
+      <w:r>
+        <w:rPr>
+          <w:rFonts w:ascii="Times New Roman" w:hAnsi="Times New Roman" w:cs="Times New Roman"/>
+          <w:bCs/>
+          <w:lang w:eastAsia="zh-CN"/>
+        </w:rPr>
+        <w:t>画像，</w:t>
       </w:r>
       <w:r>
         <w:rPr>
@@ -1882,15 +2326,105 @@
           <w:bCs/>
           <w:lang w:eastAsia="zh-CN"/>
         </w:rPr>
-        <w:t>引导</w:t>
-      </w:r>
-      <w:r>
-        <w:rPr>
-          <w:rFonts w:ascii="Times New Roman" w:hAnsi="Times New Roman" w:cs="Times New Roman"/>
-          <w:bCs/>
-          <w:lang w:eastAsia="zh-CN"/>
-        </w:rPr>
-        <w:t>，并结合用户最新</w:t>
+        <w:t>后台</w:t>
+      </w:r>
+      <w:r>
+        <w:rPr>
+          <w:rFonts w:ascii="Times New Roman" w:hAnsi="Times New Roman" w:cs="Times New Roman"/>
+          <w:bCs/>
+          <w:lang w:eastAsia="zh-CN"/>
+        </w:rPr>
+        <w:t>完成规则准入、</w:t>
+      </w:r>
+      <w:r>
+        <w:rPr>
+          <w:rFonts w:ascii="Times New Roman" w:hAnsi="Times New Roman" w:cs="Times New Roman"/>
+          <w:bCs/>
+          <w:lang w:eastAsia="zh-CN"/>
+        </w:rPr>
+        <w:t>教学引导机会判断与候选内容生成</w:t>
+      </w:r>
+      <w:r>
+        <w:rPr>
+          <w:rFonts w:ascii="Times New Roman" w:hAnsi="Times New Roman" w:cs="Times New Roman"/>
+          <w:bCs/>
+          <w:lang w:eastAsia="zh-CN"/>
+        </w:rPr>
+        <w:t>，</w:t>
+      </w:r>
+      <w:r>
+        <w:rPr>
+          <w:rFonts w:ascii="Times New Roman" w:hAnsi="Times New Roman" w:cs="Times New Roman"/>
+          <w:bCs/>
+          <w:lang w:eastAsia="zh-CN"/>
+        </w:rPr>
+        <w:t>并将结果暂存为跨轮候选，避免复杂推理阻塞</w:t>
+      </w:r>
+      <w:r>
+        <w:rPr>
+          <w:rFonts w:ascii="Times New Roman" w:hAnsi="Times New Roman" w:cs="Times New Roman"/>
+          <w:bCs/>
+          <w:lang w:eastAsia="zh-CN"/>
+        </w:rPr>
+        <w:t xml:space="preserve"> </w:t>
+      </w:r>
+      <w:proofErr w:type="spellStart"/>
+      <w:r>
+        <w:rPr>
+          <w:rFonts w:ascii="Times New Roman" w:hAnsi="Times New Roman" w:cs="Times New Roman"/>
+          <w:bCs/>
+          <w:lang w:eastAsia="zh-CN"/>
+        </w:rPr>
+        <w:t>Agent</w:t>
+      </w:r>
+      <w:proofErr w:type="spellEnd"/>
+      <w:r>
+        <w:rPr>
+          <w:rFonts w:ascii="Times New Roman" w:hAnsi="Times New Roman" w:cs="Times New Roman"/>
+          <w:bCs/>
+          <w:lang w:eastAsia="zh-CN"/>
+        </w:rPr>
+        <w:t xml:space="preserve"> </w:t>
+      </w:r>
+      <w:r>
+        <w:rPr>
+          <w:rFonts w:ascii="Times New Roman" w:hAnsi="Times New Roman" w:cs="Times New Roman"/>
+          <w:bCs/>
+          <w:lang w:eastAsia="zh-CN"/>
+        </w:rPr>
+        <w:t>回答链路</w:t>
+      </w:r>
+      <w:r>
+        <w:rPr>
+          <w:rFonts w:ascii="Times New Roman" w:hAnsi="Times New Roman" w:cs="Times New Roman"/>
+          <w:bCs/>
+          <w:lang w:eastAsia="zh-CN"/>
+        </w:rPr>
+        <w:t>。下一轮请求到达时，</w:t>
+      </w:r>
+      <w:r>
+        <w:rPr>
+          <w:rFonts w:ascii="Times New Roman" w:hAnsi="Times New Roman" w:cs="Times New Roman"/>
+          <w:bCs/>
+          <w:lang w:eastAsia="zh-CN"/>
+        </w:rPr>
+        <w:t>由</w:t>
+      </w:r>
+      <w:r>
+        <w:rPr>
+          <w:rFonts w:ascii="Times New Roman" w:hAnsi="Times New Roman" w:cs="Times New Roman"/>
+          <w:bCs/>
+          <w:lang w:eastAsia="zh-CN"/>
+        </w:rPr>
+        <w:t xml:space="preserve"> Agent </w:t>
+      </w:r>
+      <w:r>
+        <w:rPr>
+          <w:rFonts w:ascii="Times New Roman" w:hAnsi="Times New Roman" w:cs="Times New Roman"/>
+          <w:bCs/>
+          <w:lang w:eastAsia="zh-CN"/>
+        </w:rPr>
+        <w:t>携带最新</w:t>
       </w:r>
       <w:r>
         <w:rPr>
@@ -1906,7 +2440,23 @@
           <w:bCs/>
           <w:lang w:eastAsia="zh-CN"/>
         </w:rPr>
-        <w:t>判断候选是否仍然适用</w:t>
+        <w:t>调用</w:t>
+      </w:r>
+      <w:r>
+        <w:rPr>
+          <w:rFonts w:ascii="Times New Roman" w:hAnsi="Times New Roman" w:cs="Times New Roman"/>
+          <w:bCs/>
+          <w:lang w:eastAsia="zh-CN"/>
+        </w:rPr>
+        <w:t xml:space="preserve"> Gate</w:t>
+      </w:r>
+      <w:r>
+        <w:rPr>
+          <w:rFonts w:ascii="Times New Roman" w:hAnsi="Times New Roman" w:cs="Times New Roman"/>
+          <w:bCs/>
+          <w:lang w:eastAsia="zh-CN"/>
+        </w:rPr>
+        <w:t>，</w:t>
       </w:r>
       <w:r>
         <w:rPr>
@@ -1914,7 +2464,15 @@
           <w:bCs/>
           <w:lang w:eastAsia="zh-CN"/>
         </w:rPr>
-        <w:t>。</w:t>
+        <w:t>仅</w:t>
+      </w:r>
+      <w:r>
+        <w:rPr>
+          <w:rFonts w:ascii="Times New Roman" w:hAnsi="Times New Roman" w:cs="Times New Roman"/>
+          <w:bCs/>
+          <w:lang w:eastAsia="zh-CN"/>
+        </w:rPr>
+        <w:t>召回与当前意图仍匹配的上一轮候选。</w:t>
       </w:r>
     </w:p>
     <w:p>
@@ -1936,23 +2494,7 @@
           <w:bCs/>
           <w:lang w:eastAsia="zh-CN"/>
         </w:rPr>
-        <w:t>面向异步跨轮及多</w:t>
-      </w:r>
-      <w:r>
-        <w:rPr>
-          <w:rFonts w:ascii="Times New Roman" w:hAnsi="Times New Roman" w:cs="Times New Roman"/>
-          <w:bCs/>
-          <w:lang w:eastAsia="zh-CN"/>
-        </w:rPr>
-        <w:t xml:space="preserve"> Worker </w:t>
-      </w:r>
-      <w:r>
-        <w:rPr>
-          <w:rFonts w:ascii="Times New Roman" w:hAnsi="Times New Roman" w:cs="Times New Roman"/>
-          <w:bCs/>
-          <w:lang w:eastAsia="zh-CN"/>
-        </w:rPr>
-        <w:t>场景，设计内存与</w:t>
+        <w:t>工程侧，面向异步跨轮与多实例部署，构建内存与</w:t>
       </w:r>
       <w:r>
         <w:rPr>
@@ -1968,23 +2510,15 @@
           <w:bCs/>
           <w:lang w:eastAsia="zh-CN"/>
         </w:rPr>
-        <w:t>候选镜像、</w:t>
-      </w:r>
-      <w:r>
-        <w:rPr>
-          <w:rFonts w:ascii="Times New Roman" w:hAnsi="Times New Roman" w:cs="Times New Roman"/>
-          <w:bCs/>
-          <w:lang w:eastAsia="zh-CN"/>
-        </w:rPr>
-        <w:t>TTL</w:t>
-      </w:r>
-      <w:r>
-        <w:rPr>
-          <w:rFonts w:ascii="Times New Roman" w:hAnsi="Times New Roman" w:cs="Times New Roman"/>
-          <w:bCs/>
-          <w:lang w:eastAsia="zh-CN"/>
-        </w:rPr>
-        <w:t>、</w:t>
+        <w:t>两级候选存储，结合</w:t>
+      </w:r>
+      <w:r>
+        <w:rPr>
+          <w:rFonts w:ascii="Times New Roman" w:hAnsi="Times New Roman" w:cs="Times New Roman"/>
+          <w:bCs/>
+          <w:lang w:eastAsia="zh-CN"/>
+        </w:rPr>
+        <w:t xml:space="preserve"> TTL </w:t>
       </w:r>
       <w:proofErr w:type="gramStart"/>
       <w:r>
@@ -1993,7 +2527,7 @@
           <w:bCs/>
           <w:lang w:eastAsia="zh-CN"/>
         </w:rPr>
-        <w:t>频控及</w:t>
+        <w:t>与频控</w:t>
       </w:r>
       <w:proofErr w:type="gramEnd"/>
       <w:r>
@@ -2002,7 +2536,7 @@
           <w:bCs/>
           <w:lang w:eastAsia="zh-CN"/>
         </w:rPr>
-        <w:t>异常降级机制；</w:t>
+        <w:t>机制，提升引导候选的跨实例可达性，并控制内容时效与干预频率</w:t>
       </w:r>
       <w:r>
         <w:rPr>
@@ -2010,31 +2544,99 @@
           <w:bCs/>
           <w:lang w:eastAsia="zh-CN"/>
         </w:rPr>
-        <w:t>调用方</w:t>
-      </w:r>
-      <w:r>
-        <w:rPr>
-          <w:rFonts w:ascii="Times New Roman" w:hAnsi="Times New Roman" w:cs="Times New Roman"/>
-          <w:bCs/>
-          <w:lang w:eastAsia="zh-CN"/>
-        </w:rPr>
-        <w:t>链路采用</w:t>
-      </w:r>
-      <w:r>
-        <w:rPr>
-          <w:rFonts w:ascii="Times New Roman" w:hAnsi="Times New Roman" w:cs="Times New Roman"/>
-          <w:bCs/>
-          <w:lang w:eastAsia="zh-CN"/>
-        </w:rPr>
-        <w:t xml:space="preserve"> fail-open </w:t>
-      </w:r>
-      <w:r>
-        <w:rPr>
-          <w:rFonts w:ascii="Times New Roman" w:hAnsi="Times New Roman" w:cs="Times New Roman"/>
-          <w:bCs/>
-          <w:lang w:eastAsia="zh-CN"/>
-        </w:rPr>
-        <w:t>策略，在主动服务超时、模型异常或候选失效时保持正常对话可用。</w:t>
+        <w:t>；</w:t>
+      </w:r>
+      <w:r>
+        <w:rPr>
+          <w:rFonts w:ascii="Times New Roman" w:hAnsi="Times New Roman" w:cs="Times New Roman"/>
+          <w:bCs/>
+          <w:lang w:eastAsia="zh-CN"/>
+        </w:rPr>
+        <w:t>后台</w:t>
+      </w:r>
+      <w:r>
+        <w:rPr>
+          <w:rFonts w:ascii="Times New Roman" w:hAnsi="Times New Roman" w:cs="Times New Roman"/>
+          <w:bCs/>
+          <w:lang w:eastAsia="zh-CN"/>
+        </w:rPr>
+        <w:t xml:space="preserve"> Pipeline </w:t>
+      </w:r>
+      <w:r>
+        <w:rPr>
+          <w:rFonts w:ascii="Times New Roman" w:hAnsi="Times New Roman" w:cs="Times New Roman"/>
+          <w:bCs/>
+          <w:lang w:eastAsia="zh-CN"/>
+        </w:rPr>
+        <w:t>采用基于会话版本号的乐观</w:t>
+      </w:r>
+      <w:proofErr w:type="gramStart"/>
+      <w:r>
+        <w:rPr>
+          <w:rFonts w:ascii="Times New Roman" w:hAnsi="Times New Roman" w:cs="Times New Roman" w:hint="eastAsia"/>
+          <w:bCs/>
+          <w:lang w:eastAsia="zh-CN"/>
+        </w:rPr>
+        <w:t>锁</w:t>
+      </w:r>
+      <w:r>
+        <w:rPr>
+          <w:rFonts w:ascii="Times New Roman" w:hAnsi="Times New Roman" w:cs="Times New Roman"/>
+          <w:bCs/>
+          <w:lang w:eastAsia="zh-CN"/>
+        </w:rPr>
+        <w:t>进行</w:t>
+      </w:r>
+      <w:proofErr w:type="gramEnd"/>
+      <w:r>
+        <w:rPr>
+          <w:rFonts w:ascii="Times New Roman" w:hAnsi="Times New Roman" w:cs="Times New Roman"/>
+          <w:bCs/>
+          <w:lang w:eastAsia="zh-CN"/>
+        </w:rPr>
+        <w:t>并发控制</w:t>
+      </w:r>
+      <w:r>
+        <w:rPr>
+          <w:rFonts w:ascii="Times New Roman" w:hAnsi="Times New Roman" w:cs="Times New Roman" w:hint="eastAsia"/>
+          <w:bCs/>
+          <w:lang w:eastAsia="zh-CN"/>
+        </w:rPr>
+        <w:t>，避免</w:t>
+      </w:r>
+      <w:proofErr w:type="gramStart"/>
+      <w:r>
+        <w:rPr>
+          <w:rFonts w:ascii="Times New Roman" w:hAnsi="Times New Roman" w:cs="Times New Roman"/>
+          <w:bCs/>
+          <w:lang w:eastAsia="zh-CN"/>
+        </w:rPr>
+        <w:t>旧结果</w:t>
+      </w:r>
+      <w:proofErr w:type="gramEnd"/>
+      <w:r>
+        <w:rPr>
+          <w:rFonts w:ascii="Times New Roman" w:hAnsi="Times New Roman" w:cs="Times New Roman"/>
+          <w:bCs/>
+          <w:lang w:eastAsia="zh-CN"/>
+        </w:rPr>
+        <w:t>覆盖</w:t>
+      </w:r>
+      <w:r>
+        <w:rPr>
+          <w:rFonts w:ascii="Times New Roman" w:hAnsi="Times New Roman" w:cs="Times New Roman"/>
+          <w:bCs/>
+          <w:lang w:eastAsia="zh-CN"/>
+        </w:rPr>
+        <w:t>新候选</w:t>
+      </w:r>
+      <w:r>
+        <w:rPr>
+          <w:rFonts w:ascii="Times New Roman" w:hAnsi="Times New Roman" w:cs="Times New Roman" w:hint="eastAsia"/>
+          <w:bCs/>
+          <w:lang w:eastAsia="zh-CN"/>
+        </w:rPr>
+        <w:t>。</w:t>
       </w:r>
     </w:p>
     <w:p>
@@ -2045,7 +2647,7 @@
         </w:numPr>
         <w:spacing w:after="32" w:line="250" w:lineRule="auto"/>
         <w:rPr>
-          <w:rFonts w:ascii="Times New Roman" w:hAnsi="Times New Roman" w:cs="Times New Roman"/>
+          <w:rFonts w:ascii="Times New Roman" w:hAnsi="Times New Roman" w:cs="Times New Roman" w:hint="eastAsia"/>
           <w:bCs/>
           <w:lang w:eastAsia="zh-CN"/>
         </w:rPr>
@@ -2088,6 +2690,22 @@
           <w:bCs/>
           <w:lang w:eastAsia="zh-CN"/>
         </w:rPr>
+        <w:t>相较对照组</w:t>
+      </w:r>
+      <w:r>
+        <w:rPr>
+          <w:rFonts w:ascii="Times New Roman" w:hAnsi="Times New Roman" w:cs="Times New Roman" w:hint="eastAsia"/>
+          <w:bCs/>
+          <w:lang w:eastAsia="zh-CN"/>
+        </w:rPr>
+        <w:t>，</w:t>
+      </w:r>
+      <w:r>
+        <w:rPr>
+          <w:rFonts w:ascii="Times New Roman" w:hAnsi="Times New Roman" w:cs="Times New Roman"/>
+          <w:bCs/>
+          <w:lang w:eastAsia="zh-CN"/>
+        </w:rPr>
         <w:t>平均</w:t>
       </w:r>
       <w:r>
@@ -2170,17 +2788,14 @@
         </w:rPr>
         <w:t>秒</w:t>
       </w:r>
-    </w:p>
-    <w:p>
-      <w:pPr>
-        <w:spacing w:after="32" w:line="250" w:lineRule="auto"/>
-        <w:ind w:left="540"/>
-        <w:rPr>
-          <w:rFonts w:ascii="Times New Roman" w:hAnsi="Times New Roman" w:cs="Times New Roman"/>
-          <w:bCs/>
-          <w:lang w:eastAsia="zh-CN"/>
-        </w:rPr>
-      </w:pPr>
+      <w:r>
+        <w:rPr>
+          <w:rFonts w:ascii="Times New Roman" w:hAnsi="Times New Roman" w:cs="Times New Roman" w:hint="eastAsia"/>
+          <w:bCs/>
+          <w:lang w:eastAsia="zh-CN"/>
+        </w:rPr>
+        <w:t>。</w:t>
+      </w:r>
     </w:p>
     <w:p>
       <w:pPr>
@@ -2477,6 +3092,7 @@
         <w:rPr>
           <w:rFonts w:ascii="Times New Roman" w:hAnsi="Times New Roman" w:cs="Times New Roman"/>
         </w:rPr>
+        <w:lastRenderedPageBreak/>
         <w:t>负责</w:t>
       </w:r>
       <w:proofErr w:type="spellEnd"/>
@@ -2644,7 +3260,6 @@
           <w:bCs/>
           <w:lang w:eastAsia="zh-CN"/>
         </w:rPr>
-        <w:lastRenderedPageBreak/>
         <w:t>基于意图识别结果设计差异化</w:t>
       </w:r>
       <w:r>

--- a/简历.docx
+++ b/简历.docx
@@ -637,7 +637,7 @@
           <w:bCs/>
           <w:lang w:eastAsia="zh-CN"/>
         </w:rPr>
-        <w:t>的多</w:t>
+        <w:t>多</w:t>
       </w:r>
       <w:r>
         <w:rPr>
@@ -1083,7 +1083,15 @@
           <w:bCs/>
           <w:lang w:eastAsia="zh-CN"/>
         </w:rPr>
-        <w:t>形成统一</w:t>
+        <w:t>建设</w:t>
+      </w:r>
+      <w:r>
+        <w:rPr>
+          <w:rFonts w:ascii="Times New Roman" w:hAnsi="Times New Roman" w:cs="Times New Roman" w:hint="eastAsia"/>
+          <w:bCs/>
+          <w:lang w:eastAsia="zh-CN"/>
+        </w:rPr>
+        <w:t>统一</w:t>
       </w:r>
       <w:r>
         <w:rPr>
@@ -1179,6 +1187,14 @@
           <w:bCs/>
           <w:lang w:eastAsia="zh-CN"/>
         </w:rPr>
+        <w:t xml:space="preserve"> </w:t>
+      </w:r>
+      <w:r>
+        <w:rPr>
+          <w:rFonts w:ascii="Times New Roman" w:hAnsi="Times New Roman" w:cs="Times New Roman" w:hint="eastAsia"/>
+          <w:bCs/>
+          <w:lang w:eastAsia="zh-CN"/>
+        </w:rPr>
         <w:t>与</w:t>
       </w:r>
       <w:r>
@@ -1279,7 +1295,7 @@
           <w:bCs/>
           <w:lang w:eastAsia="zh-CN"/>
         </w:rPr>
-        <w:t>形成</w:t>
+        <w:t>打通</w:t>
       </w:r>
       <w:r>
         <w:rPr>
@@ -1335,7 +1351,23 @@
           <w:bCs/>
           <w:lang w:eastAsia="zh-CN"/>
         </w:rPr>
-        <w:t>间流转的</w:t>
+        <w:t>间</w:t>
+      </w:r>
+      <w:r>
+        <w:rPr>
+          <w:rFonts w:ascii="Times New Roman" w:hAnsi="Times New Roman" w:cs="Times New Roman" w:hint="eastAsia"/>
+          <w:bCs/>
+          <w:lang w:eastAsia="zh-CN"/>
+        </w:rPr>
+        <w:t>双向</w:t>
+      </w:r>
+      <w:r>
+        <w:rPr>
+          <w:rFonts w:ascii="Times New Roman" w:hAnsi="Times New Roman" w:cs="Times New Roman" w:hint="eastAsia"/>
+          <w:bCs/>
+          <w:lang w:eastAsia="zh-CN"/>
+        </w:rPr>
+        <w:t>流转的</w:t>
       </w:r>
       <w:r>
         <w:rPr>
@@ -1669,19 +1701,83 @@
       </w:r>
       <w:r>
         <w:rPr>
+          <w:rFonts w:ascii="Times New Roman" w:hAnsi="Times New Roman" w:cs="Times New Roman"/>
+          <w:bCs/>
+          <w:lang w:eastAsia="zh-CN"/>
+        </w:rPr>
+        <w:t xml:space="preserve"> A/B </w:t>
+      </w:r>
+      <w:r>
+        <w:rPr>
+          <w:rFonts w:ascii="Times New Roman" w:hAnsi="Times New Roman" w:cs="Times New Roman"/>
+          <w:bCs/>
+          <w:lang w:eastAsia="zh-CN"/>
+        </w:rPr>
+        <w:t>实验观察，链路实际干预率为</w:t>
+      </w:r>
+      <w:r>
+        <w:rPr>
+          <w:rFonts w:ascii="Times New Roman" w:hAnsi="Times New Roman" w:cs="Times New Roman"/>
+          <w:bCs/>
+          <w:lang w:eastAsia="zh-CN"/>
+        </w:rPr>
+        <w:t xml:space="preserve"> 6.7%</w:t>
+      </w:r>
+      <w:r>
+        <w:rPr>
+          <w:rFonts w:ascii="Times New Roman" w:hAnsi="Times New Roman" w:cs="Times New Roman"/>
+          <w:bCs/>
+          <w:lang w:eastAsia="zh-CN"/>
+        </w:rPr>
+        <w:t>；相较对照组，实验组平均</w:t>
+      </w:r>
+      <w:r>
+        <w:rPr>
           <w:rFonts w:ascii="Times New Roman" w:hAnsi="Times New Roman" w:cs="Times New Roman" w:hint="eastAsia"/>
           <w:bCs/>
           <w:lang w:eastAsia="zh-CN"/>
         </w:rPr>
-        <w:t>实验</w:t>
-      </w:r>
-      <w:r>
-        <w:rPr>
-          <w:rFonts w:ascii="Times New Roman" w:hAnsi="Times New Roman" w:cs="Times New Roman"/>
-          <w:bCs/>
-          <w:lang w:eastAsia="zh-CN"/>
-        </w:rPr>
-        <w:t>观察</w:t>
+        <w:t>对话</w:t>
+      </w:r>
+      <w:r>
+        <w:rPr>
+          <w:rFonts w:ascii="Times New Roman" w:hAnsi="Times New Roman" w:cs="Times New Roman"/>
+          <w:bCs/>
+          <w:lang w:eastAsia="zh-CN"/>
+        </w:rPr>
+        <w:t>轮次增加</w:t>
+      </w:r>
+      <w:r>
+        <w:rPr>
+          <w:rFonts w:ascii="Times New Roman" w:hAnsi="Times New Roman" w:cs="Times New Roman"/>
+          <w:bCs/>
+          <w:lang w:eastAsia="zh-CN"/>
+        </w:rPr>
+        <w:t xml:space="preserve"> 0.29</w:t>
+      </w:r>
+      <w:r>
+        <w:rPr>
+          <w:rFonts w:ascii="Times New Roman" w:hAnsi="Times New Roman" w:cs="Times New Roman"/>
+          <w:bCs/>
+          <w:lang w:eastAsia="zh-CN"/>
+        </w:rPr>
+        <w:t>，多轮率提升</w:t>
+      </w:r>
+      <w:r>
+        <w:rPr>
+          <w:rFonts w:ascii="Times New Roman" w:hAnsi="Times New Roman" w:cs="Times New Roman"/>
+          <w:bCs/>
+          <w:lang w:eastAsia="zh-CN"/>
+        </w:rPr>
+        <w:t xml:space="preserve"> 0.8pp</w:t>
+      </w:r>
+      <w:r>
+        <w:rPr>
+          <w:rFonts w:ascii="Times New Roman" w:hAnsi="Times New Roman" w:cs="Times New Roman"/>
+          <w:bCs/>
+          <w:lang w:eastAsia="zh-CN"/>
+        </w:rPr>
+        <w:t>，切换</w:t>
       </w:r>
       <w:r>
         <w:rPr>
@@ -1689,151 +1785,39 @@
           <w:bCs/>
           <w:lang w:eastAsia="zh-CN"/>
         </w:rPr>
-        <w:t>，</w:t>
-      </w:r>
-      <w:r>
-        <w:rPr>
-          <w:rFonts w:ascii="Times New Roman" w:hAnsi="Times New Roman" w:cs="Times New Roman"/>
-          <w:bCs/>
-          <w:lang w:eastAsia="zh-CN"/>
-        </w:rPr>
-        <w:t>在实验组</w:t>
-      </w:r>
-      <w:r>
-        <w:rPr>
-          <w:rFonts w:ascii="Times New Roman" w:hAnsi="Times New Roman" w:cs="Times New Roman" w:hint="eastAsia"/>
-          <w:bCs/>
-          <w:lang w:eastAsia="zh-CN"/>
-        </w:rPr>
-        <w:t>链路</w:t>
-      </w:r>
-      <w:r>
-        <w:rPr>
-          <w:rFonts w:ascii="Times New Roman" w:hAnsi="Times New Roman" w:cs="Times New Roman"/>
-          <w:bCs/>
-          <w:lang w:eastAsia="zh-CN"/>
-        </w:rPr>
-        <w:t>实际干预率为</w:t>
-      </w:r>
-      <w:r>
-        <w:rPr>
-          <w:rFonts w:ascii="Times New Roman" w:hAnsi="Times New Roman" w:cs="Times New Roman"/>
-          <w:bCs/>
-          <w:lang w:eastAsia="zh-CN"/>
-        </w:rPr>
-        <w:t xml:space="preserve"> 6.7% </w:t>
-      </w:r>
-      <w:r>
-        <w:rPr>
-          <w:rFonts w:ascii="Times New Roman" w:hAnsi="Times New Roman" w:cs="Times New Roman"/>
-          <w:bCs/>
-          <w:lang w:eastAsia="zh-CN"/>
-        </w:rPr>
-        <w:t>的情况下，相较对照组，平均</w:t>
-      </w:r>
-      <w:r>
-        <w:rPr>
-          <w:rFonts w:ascii="Times New Roman" w:hAnsi="Times New Roman" w:cs="Times New Roman" w:hint="eastAsia"/>
-          <w:bCs/>
-          <w:lang w:eastAsia="zh-CN"/>
-        </w:rPr>
-        <w:t>对话</w:t>
-      </w:r>
-      <w:r>
-        <w:rPr>
-          <w:rFonts w:ascii="Times New Roman" w:hAnsi="Times New Roman" w:cs="Times New Roman"/>
-          <w:bCs/>
-          <w:lang w:eastAsia="zh-CN"/>
-        </w:rPr>
-        <w:t>轮次增加</w:t>
-      </w:r>
-      <w:r>
-        <w:rPr>
-          <w:rFonts w:ascii="Times New Roman" w:hAnsi="Times New Roman" w:cs="Times New Roman"/>
-          <w:bCs/>
-          <w:lang w:eastAsia="zh-CN"/>
-        </w:rPr>
-        <w:t xml:space="preserve"> 0.29</w:t>
-      </w:r>
-      <w:r>
-        <w:rPr>
-          <w:rFonts w:ascii="Times New Roman" w:hAnsi="Times New Roman" w:cs="Times New Roman"/>
-          <w:bCs/>
-          <w:lang w:eastAsia="zh-CN"/>
-        </w:rPr>
-        <w:t>，多轮率提升</w:t>
-      </w:r>
-      <w:r>
-        <w:rPr>
-          <w:rFonts w:ascii="Times New Roman" w:hAnsi="Times New Roman" w:cs="Times New Roman"/>
-          <w:bCs/>
-          <w:lang w:eastAsia="zh-CN"/>
-        </w:rPr>
-        <w:t xml:space="preserve"> 0.8pp</w:t>
-      </w:r>
-      <w:r>
-        <w:rPr>
-          <w:rFonts w:ascii="Times New Roman" w:hAnsi="Times New Roman" w:cs="Times New Roman"/>
-          <w:bCs/>
-          <w:lang w:eastAsia="zh-CN"/>
-        </w:rPr>
-        <w:t>，</w:t>
-      </w:r>
-      <w:r>
-        <w:rPr>
-          <w:rFonts w:ascii="Times New Roman" w:hAnsi="Times New Roman" w:cs="Times New Roman" w:hint="eastAsia"/>
-          <w:bCs/>
-          <w:lang w:eastAsia="zh-CN"/>
-        </w:rPr>
-        <w:t xml:space="preserve"> Agent </w:t>
-      </w:r>
-      <w:r>
-        <w:rPr>
-          <w:rFonts w:ascii="Times New Roman" w:hAnsi="Times New Roman" w:cs="Times New Roman" w:hint="eastAsia"/>
-          <w:bCs/>
-          <w:lang w:eastAsia="zh-CN"/>
-        </w:rPr>
-        <w:t>切换后的</w:t>
-      </w:r>
-      <w:r>
-        <w:rPr>
-          <w:rFonts w:ascii="Times New Roman" w:hAnsi="Times New Roman" w:cs="Times New Roman"/>
-          <w:bCs/>
-          <w:lang w:eastAsia="zh-CN"/>
-        </w:rPr>
-        <w:t>单轮退出率下降</w:t>
-      </w:r>
-      <w:r>
-        <w:rPr>
-          <w:rFonts w:ascii="Times New Roman" w:hAnsi="Times New Roman" w:cs="Times New Roman"/>
-          <w:bCs/>
-          <w:lang w:eastAsia="zh-CN"/>
-        </w:rPr>
-        <w:t xml:space="preserve"> 4.7pp </w:t>
-      </w:r>
-      <w:r>
-        <w:rPr>
-          <w:rFonts w:ascii="Times New Roman" w:hAnsi="Times New Roman" w:cs="Times New Roman" w:hint="eastAsia"/>
-          <w:bCs/>
-          <w:lang w:eastAsia="zh-CN"/>
-        </w:rPr>
-        <w:t>，</w:t>
-      </w:r>
-      <w:r>
-        <w:rPr>
-          <w:rFonts w:ascii="Times New Roman" w:hAnsi="Times New Roman" w:cs="Times New Roman"/>
-          <w:bCs/>
-          <w:lang w:eastAsia="zh-CN"/>
-        </w:rPr>
-        <w:t>会话负向结束率</w:t>
-      </w:r>
-      <w:r>
-        <w:rPr>
-          <w:rFonts w:ascii="Times New Roman" w:hAnsi="Times New Roman" w:cs="Times New Roman" w:hint="eastAsia"/>
-          <w:bCs/>
-          <w:lang w:eastAsia="zh-CN"/>
-        </w:rPr>
-        <w:t>下降</w:t>
+        <w:t xml:space="preserve"> </w:t>
+      </w:r>
+      <w:r>
+        <w:rPr>
+          <w:rFonts w:ascii="Times New Roman" w:hAnsi="Times New Roman" w:cs="Times New Roman"/>
+          <w:bCs/>
+          <w:lang w:eastAsia="zh-CN"/>
+        </w:rPr>
+        <w:t xml:space="preserve">Agent </w:t>
+      </w:r>
+      <w:r>
+        <w:rPr>
+          <w:rFonts w:ascii="Times New Roman" w:hAnsi="Times New Roman" w:cs="Times New Roman"/>
+          <w:bCs/>
+          <w:lang w:eastAsia="zh-CN"/>
+        </w:rPr>
+        <w:t>后的单轮退出率下降</w:t>
+      </w:r>
+      <w:r>
+        <w:rPr>
+          <w:rFonts w:ascii="Times New Roman" w:hAnsi="Times New Roman" w:cs="Times New Roman"/>
+          <w:bCs/>
+          <w:lang w:eastAsia="zh-CN"/>
+        </w:rPr>
+        <w:t xml:space="preserve"> 4.7pp</w:t>
+      </w:r>
+      <w:r>
+        <w:rPr>
+          <w:rFonts w:ascii="Times New Roman" w:hAnsi="Times New Roman" w:cs="Times New Roman"/>
+          <w:bCs/>
+          <w:lang w:eastAsia="zh-CN"/>
+        </w:rPr>
+        <w:t>，会话负向结束率下降</w:t>
       </w:r>
       <w:r>
         <w:rPr>
@@ -2244,6 +2228,14 @@
           <w:bCs/>
           <w:lang w:eastAsia="zh-CN"/>
         </w:rPr>
+        <w:t xml:space="preserve"> </w:t>
+      </w:r>
+      <w:r>
+        <w:rPr>
+          <w:rFonts w:ascii="Times New Roman" w:hAnsi="Times New Roman" w:cs="Times New Roman" w:hint="eastAsia"/>
+          <w:bCs/>
+          <w:lang w:eastAsia="zh-CN"/>
+        </w:rPr>
         <w:t>Agent</w:t>
       </w:r>
       <w:r>
@@ -2570,7 +2562,6 @@
         </w:rPr>
         <w:t>采用基于会话版本号的乐观</w:t>
       </w:r>
-      <w:proofErr w:type="gramStart"/>
       <w:r>
         <w:rPr>
           <w:rFonts w:ascii="Times New Roman" w:hAnsi="Times New Roman" w:cs="Times New Roman" w:hint="eastAsia"/>
@@ -2585,16 +2576,7 @@
           <w:bCs/>
           <w:lang w:eastAsia="zh-CN"/>
         </w:rPr>
-        <w:t>进行</w:t>
-      </w:r>
-      <w:proofErr w:type="gramEnd"/>
-      <w:r>
-        <w:rPr>
-          <w:rFonts w:ascii="Times New Roman" w:hAnsi="Times New Roman" w:cs="Times New Roman"/>
-          <w:bCs/>
-          <w:lang w:eastAsia="zh-CN"/>
-        </w:rPr>
-        <w:t>并发控制</w:t>
+        <w:t>，在候选提交阶段拒绝过期结果写入</w:t>
       </w:r>
       <w:r>
         <w:rPr>
@@ -2662,58 +2644,26 @@
       </w:r>
       <w:r>
         <w:rPr>
+          <w:rFonts w:ascii="Times New Roman" w:hAnsi="Times New Roman" w:cs="Times New Roman"/>
+          <w:bCs/>
+          <w:lang w:eastAsia="zh-CN"/>
+        </w:rPr>
+        <w:t xml:space="preserve"> A/B </w:t>
+      </w:r>
+      <w:r>
+        <w:rPr>
+          <w:rFonts w:ascii="Times New Roman" w:hAnsi="Times New Roman" w:cs="Times New Roman"/>
+          <w:bCs/>
+          <w:lang w:eastAsia="zh-CN"/>
+        </w:rPr>
+        <w:t>实验观察，相较对照组，实验组平均</w:t>
+      </w:r>
+      <w:r>
+        <w:rPr>
           <w:rFonts w:ascii="Times New Roman" w:hAnsi="Times New Roman" w:cs="Times New Roman" w:hint="eastAsia"/>
           <w:bCs/>
           <w:lang w:eastAsia="zh-CN"/>
         </w:rPr>
-        <w:t>实验</w:t>
-      </w:r>
-      <w:r>
-        <w:rPr>
-          <w:rFonts w:ascii="Times New Roman" w:hAnsi="Times New Roman" w:cs="Times New Roman"/>
-          <w:bCs/>
-          <w:lang w:eastAsia="zh-CN"/>
-        </w:rPr>
-        <w:t>观察</w:t>
-      </w:r>
-      <w:r>
-        <w:rPr>
-          <w:rFonts w:ascii="Times New Roman" w:hAnsi="Times New Roman" w:cs="Times New Roman" w:hint="eastAsia"/>
-          <w:bCs/>
-          <w:lang w:eastAsia="zh-CN"/>
-        </w:rPr>
-        <w:t>，</w:t>
-      </w:r>
-      <w:r>
-        <w:rPr>
-          <w:rFonts w:ascii="Times New Roman" w:hAnsi="Times New Roman" w:cs="Times New Roman"/>
-          <w:bCs/>
-          <w:lang w:eastAsia="zh-CN"/>
-        </w:rPr>
-        <w:t>相较对照组</w:t>
-      </w:r>
-      <w:r>
-        <w:rPr>
-          <w:rFonts w:ascii="Times New Roman" w:hAnsi="Times New Roman" w:cs="Times New Roman" w:hint="eastAsia"/>
-          <w:bCs/>
-          <w:lang w:eastAsia="zh-CN"/>
-        </w:rPr>
-        <w:t>，</w:t>
-      </w:r>
-      <w:r>
-        <w:rPr>
-          <w:rFonts w:ascii="Times New Roman" w:hAnsi="Times New Roman" w:cs="Times New Roman"/>
-          <w:bCs/>
-          <w:lang w:eastAsia="zh-CN"/>
-        </w:rPr>
-        <w:t>平均</w:t>
-      </w:r>
-      <w:r>
-        <w:rPr>
-          <w:rFonts w:ascii="Times New Roman" w:hAnsi="Times New Roman" w:cs="Times New Roman" w:hint="eastAsia"/>
-          <w:bCs/>
-          <w:lang w:eastAsia="zh-CN"/>
-        </w:rPr>
         <w:t>对话</w:t>
       </w:r>
       <w:r>
@@ -2722,7 +2672,7 @@
           <w:bCs/>
           <w:lang w:eastAsia="zh-CN"/>
         </w:rPr>
-        <w:t>轮次提升</w:t>
+        <w:t>轮次增加</w:t>
       </w:r>
       <w:r>
         <w:rPr>
@@ -2731,22 +2681,6 @@
           <w:lang w:eastAsia="zh-CN"/>
         </w:rPr>
         <w:t xml:space="preserve"> 0.48</w:t>
-      </w:r>
-      <w:r>
-        <w:rPr>
-          <w:rFonts w:ascii="Times New Roman" w:hAnsi="Times New Roman" w:cs="Times New Roman"/>
-          <w:bCs/>
-          <w:lang w:eastAsia="zh-CN"/>
-        </w:rPr>
-        <w:t>，多轮率提升</w:t>
-      </w:r>
-      <w:r>
-        <w:rPr>
-          <w:rFonts w:ascii="Times New Roman" w:hAnsi="Times New Roman" w:cs="Times New Roman"/>
-          <w:bCs/>
-          <w:lang w:eastAsia="zh-CN"/>
-        </w:rPr>
-        <w:t xml:space="preserve"> 1.91pp</w:t>
       </w:r>
       <w:r>
         <w:rPr>
